--- a/manuscript/SUPPORTING_INFORMATION_1.docx
+++ b/manuscript/SUPPORTING_INFORMATION_1.docx
@@ -1438,12 +1438,112 @@
       <w:pPr>
         <w:rPr>
           <w:rFonts w:ascii="Times New Roman" w:hAnsi="Times New Roman" w:cs="Times New Roman"/>
+          <w:b/>
+          <w:bCs/>
         </w:rPr>
       </w:pPr>
       <w:bookmarkStart w:id="8" w:name="X636d3ca42a2e8559fc64501a98954213fe6c4db"/>
       <w:bookmarkStart w:id="9" w:name="s31-sample-to-feature-ratios"/>
       <w:bookmarkEnd w:id="6"/>
       <w:bookmarkEnd w:id="7"/>
+    </w:p>
+    <w:p>
+      <w:pPr>
+        <w:rPr>
+          <w:rFonts w:ascii="Times New Roman" w:hAnsi="Times New Roman" w:cs="Times New Roman"/>
+          <w:b/>
+          <w:bCs/>
+        </w:rPr>
+      </w:pPr>
+      <w:r>
+        <w:rPr>
+          <w:noProof/>
+        </w:rPr>
+        <w:lastRenderedPageBreak/>
+        <w:drawing>
+          <wp:inline distT="0" distB="0" distL="0" distR="0" wp14:anchorId="5AF7BBCC" wp14:editId="67E4B287">
+            <wp:extent cx="5943600" cy="3962400"/>
+            <wp:effectExtent l="0" t="0" r="0" b="0"/>
+            <wp:docPr id="1495032860" name="Picture 1"/>
+            <wp:cNvGraphicFramePr>
+              <a:graphicFrameLocks xmlns:a="http://schemas.openxmlformats.org/drawingml/2006/main" noChangeAspect="1"/>
+            </wp:cNvGraphicFramePr>
+            <a:graphic xmlns:a="http://schemas.openxmlformats.org/drawingml/2006/main">
+              <a:graphicData uri="http://schemas.openxmlformats.org/drawingml/2006/picture">
+                <pic:pic xmlns:pic="http://schemas.openxmlformats.org/drawingml/2006/picture">
+                  <pic:nvPicPr>
+                    <pic:cNvPr id="0" name="Picture 179"/>
+                    <pic:cNvPicPr>
+                      <a:picLocks noChangeAspect="1" noChangeArrowheads="1"/>
+                    </pic:cNvPicPr>
+                  </pic:nvPicPr>
+                  <pic:blipFill>
+                    <a:blip r:embed="rId6" cstate="print">
+                      <a:extLst>
+                        <a:ext uri="{28A0092B-C50C-407E-A947-70E740481C1C}">
+                          <a14:useLocalDpi xmlns:a14="http://schemas.microsoft.com/office/drawing/2010/main" val="0"/>
+                        </a:ext>
+                      </a:extLst>
+                    </a:blip>
+                    <a:srcRect/>
+                    <a:stretch>
+                      <a:fillRect/>
+                    </a:stretch>
+                  </pic:blipFill>
+                  <pic:spPr bwMode="auto">
+                    <a:xfrm>
+                      <a:off x="0" y="0"/>
+                      <a:ext cx="5943600" cy="3962400"/>
+                    </a:xfrm>
+                    <a:prstGeom prst="rect">
+                      <a:avLst/>
+                    </a:prstGeom>
+                    <a:noFill/>
+                    <a:ln>
+                      <a:noFill/>
+                    </a:ln>
+                  </pic:spPr>
+                </pic:pic>
+              </a:graphicData>
+            </a:graphic>
+          </wp:inline>
+        </w:drawing>
+      </w:r>
+    </w:p>
+    <w:p>
+      <w:pPr>
+        <w:rPr>
+          <w:rFonts w:ascii="Times New Roman" w:hAnsi="Times New Roman" w:cs="Times New Roman"/>
+        </w:rPr>
+      </w:pPr>
+      <w:r>
+        <w:rPr>
+          <w:rFonts w:ascii="Times New Roman" w:hAnsi="Times New Roman" w:cs="Times New Roman"/>
+          <w:b/>
+          <w:bCs/>
+        </w:rPr>
+        <w:t xml:space="preserve">Figure S1. </w:t>
+      </w:r>
+      <w:r>
+        <w:rPr>
+          <w:rFonts w:ascii="Times New Roman" w:hAnsi="Times New Roman" w:cs="Times New Roman"/>
+        </w:rPr>
+        <w:t>RFECV cross-validation RMSE versus number of retained features; vertical marker at 31</w:t>
+      </w:r>
+    </w:p>
+    <w:p>
+      <w:pPr>
+        <w:rPr>
+          <w:rFonts w:ascii="Times New Roman" w:hAnsi="Times New Roman" w:cs="Times New Roman"/>
+        </w:rPr>
+      </w:pPr>
+    </w:p>
+    <w:p>
+      <w:pPr>
+        <w:rPr>
+          <w:rFonts w:ascii="Times New Roman" w:hAnsi="Times New Roman" w:cs="Times New Roman"/>
+        </w:rPr>
+      </w:pPr>
       <w:r>
         <w:rPr>
           <w:rFonts w:ascii="Times New Roman" w:hAnsi="Times New Roman" w:cs="Times New Roman"/>
@@ -1637,7 +1737,6 @@
               <w:rPr>
                 <w:rFonts w:ascii="Times New Roman" w:hAnsi="Times New Roman" w:cs="Times New Roman"/>
               </w:rPr>
-              <w:lastRenderedPageBreak/>
               <w:t>SelectFromModel (canonical)</w:t>
             </w:r>
           </w:p>
@@ -2285,6 +2384,7 @@
                 <w:rStyle w:val="VerbatimChar"/>
                 <w:rFonts w:ascii="Times New Roman" w:hAnsi="Times New Roman" w:cs="Times New Roman"/>
               </w:rPr>
+              <w:lastRenderedPageBreak/>
               <w:t>7</w:t>
             </w:r>
           </w:p>
@@ -3786,7 +3886,6 @@
                 <w:szCs w:val="22"/>
                 <w:lang w:val="en-IN" w:eastAsia="en-IN"/>
               </w:rPr>
-              <w:lastRenderedPageBreak/>
               <w:t>16</w:t>
             </w:r>
           </w:p>
@@ -4785,6 +4884,7 @@
                 <w:szCs w:val="22"/>
                 <w:lang w:val="en-IN" w:eastAsia="en-IN"/>
               </w:rPr>
+              <w:lastRenderedPageBreak/>
               <w:t>31</w:t>
             </w:r>
           </w:p>
@@ -6364,7 +6464,6 @@
           <w:b/>
           <w:bCs/>
         </w:rPr>
-        <w:lastRenderedPageBreak/>
         <w:t>Table S8</w:t>
       </w:r>
       <w:r>
@@ -7303,6 +7402,7 @@
                 <w:b/>
                 <w:bCs/>
               </w:rPr>
+              <w:lastRenderedPageBreak/>
               <w:t>add_hydrogens_tuned_select_from_model</w:t>
             </w:r>
           </w:p>
@@ -8578,7 +8678,6 @@
                 <w:i/>
                 <w:iCs/>
               </w:rPr>
-              <w:lastRenderedPageBreak/>
               <w:t>R²</w:t>
             </w:r>
           </w:p>

--- a/manuscript/SUPPORTING_INFORMATION_1.docx
+++ b/manuscript/SUPPORTING_INFORMATION_1.docx
@@ -125,6 +125,13 @@
           <w:rFonts w:ascii="Times New Roman" w:hAnsi="Times New Roman" w:cs="Times New Roman"/>
         </w:rPr>
         <w:t>SF_DATA_EMISSION_PEAK_NEW</w:t>
+      </w:r>
+      <w:r>
+        <w:rPr>
+          <w:rStyle w:val="VerbatimChar"/>
+          <w:rFonts w:ascii="Times New Roman" w:hAnsi="Times New Roman" w:cs="Times New Roman"/>
+        </w:rPr>
+        <w:t>.</w:t>
       </w:r>
     </w:p>
     <w:tbl>
@@ -602,6 +609,12 @@
           <w:rFonts w:ascii="Times New Roman" w:hAnsi="Times New Roman" w:cs="Times New Roman"/>
         </w:rPr>
         <w:t>Wavelength bin distribution</w:t>
+      </w:r>
+      <w:r>
+        <w:rPr>
+          <w:rFonts w:ascii="Times New Roman" w:hAnsi="Times New Roman" w:cs="Times New Roman"/>
+        </w:rPr>
+        <w:t>.</w:t>
       </w:r>
     </w:p>
     <w:tbl>
@@ -1076,6 +1089,12 @@
         </w:rPr>
         <w:t xml:space="preserve"> Matrix dimensions</w:t>
       </w:r>
+      <w:r>
+        <w:rPr>
+          <w:rFonts w:ascii="Times New Roman" w:hAnsi="Times New Roman" w:cs="Times New Roman"/>
+        </w:rPr>
+        <w:t>.</w:t>
+      </w:r>
     </w:p>
     <w:tbl>
       <w:tblPr>
@@ -1478,7 +1497,7 @@
                     </pic:cNvPicPr>
                   </pic:nvPicPr>
                   <pic:blipFill>
-                    <a:blip r:embed="rId6" cstate="print">
+                    <a:blip r:embed="rId8" cstate="print">
                       <a:extLst>
                         <a:ext uri="{28A0092B-C50C-407E-A947-70E740481C1C}">
                           <a14:useLocalDpi xmlns:a14="http://schemas.microsoft.com/office/drawing/2010/main" val="0"/>
@@ -1530,6 +1549,12 @@
         </w:rPr>
         <w:t>RFECV cross-validation RMSE versus number of retained features; vertical marker at 31</w:t>
       </w:r>
+      <w:r>
+        <w:rPr>
+          <w:rFonts w:ascii="Times New Roman" w:hAnsi="Times New Roman" w:cs="Times New Roman"/>
+        </w:rPr>
+        <w:t>.</w:t>
+      </w:r>
     </w:p>
     <w:p>
       <w:pPr>
@@ -1579,6 +1604,12 @@
           <w:rFonts w:ascii="Times New Roman" w:hAnsi="Times New Roman" w:cs="Times New Roman"/>
         </w:rPr>
         <w:t>Sample-to-feature ratios</w:t>
+      </w:r>
+      <w:r>
+        <w:rPr>
+          <w:rFonts w:ascii="Times New Roman" w:hAnsi="Times New Roman" w:cs="Times New Roman"/>
+        </w:rPr>
+        <w:t>.</w:t>
       </w:r>
     </w:p>
     <w:tbl>
@@ -1817,7 +1848,7 @@
               <w:rPr>
                 <w:rFonts w:ascii="Times New Roman" w:hAnsi="Times New Roman" w:cs="Times New Roman"/>
               </w:rPr>
-              <w:t>RFECV AddHs (canonical)</w:t>
+              <w:t>RFECV (canonical)</w:t>
             </w:r>
           </w:p>
         </w:tc>
@@ -2008,18 +2039,16 @@
           <w:rStyle w:val="VerbatimChar"/>
           <w:rFonts w:ascii="Times New Roman" w:hAnsi="Times New Roman" w:cs="Times New Roman"/>
         </w:rPr>
-        <w:t>add_hydrogens_tuned_select_from_</w:t>
-      </w:r>
-      <w:proofErr w:type="gramStart"/>
+        <w:t>add_hydrogens_tuned_select_from_model.ipynb</w:t>
+      </w:r>
+      <w:proofErr w:type="spellEnd"/>
       <w:r>
         <w:rPr>
           <w:rStyle w:val="VerbatimChar"/>
           <w:rFonts w:ascii="Times New Roman" w:hAnsi="Times New Roman" w:cs="Times New Roman"/>
         </w:rPr>
-        <w:t>model.ipynb</w:t>
-      </w:r>
-      <w:proofErr w:type="spellEnd"/>
-      <w:proofErr w:type="gramEnd"/>
+        <w:t>.</w:t>
+      </w:r>
     </w:p>
     <w:tbl>
       <w:tblPr>
@@ -2757,18 +2786,16 @@
           <w:rStyle w:val="VerbatimChar"/>
           <w:rFonts w:ascii="Times New Roman" w:hAnsi="Times New Roman" w:cs="Times New Roman"/>
         </w:rPr>
-        <w:t>add_hydrogens_tuned_</w:t>
-      </w:r>
-      <w:proofErr w:type="gramStart"/>
+        <w:t>add_hydrogens_tuned_rfecv.ipynb</w:t>
+      </w:r>
+      <w:proofErr w:type="spellEnd"/>
       <w:r>
         <w:rPr>
           <w:rStyle w:val="VerbatimChar"/>
           <w:rFonts w:ascii="Times New Roman" w:hAnsi="Times New Roman" w:cs="Times New Roman"/>
         </w:rPr>
-        <w:t>rfecv.ipynb</w:t>
-      </w:r>
-      <w:proofErr w:type="spellEnd"/>
-      <w:proofErr w:type="gramEnd"/>
+        <w:t>.</w:t>
+      </w:r>
     </w:p>
     <w:tbl>
       <w:tblPr>
@@ -5012,27 +5039,13 @@
         <w:rPr>
           <w:rFonts w:ascii="Times New Roman" w:hAnsi="Times New Roman" w:cs="Times New Roman"/>
         </w:rPr>
-        <w:t xml:space="preserve"> (13 </w:t>
-      </w:r>
-      <w:proofErr w:type="gramStart"/>
-      <w:r>
-        <w:rPr>
-          <w:rFonts w:ascii="Times New Roman" w:hAnsi="Times New Roman" w:cs="Times New Roman"/>
-        </w:rPr>
-        <w:t>features)</w:t>
-      </w:r>
-      <w:r>
-        <w:rPr>
-          <w:rFonts w:ascii="Times New Roman" w:hAnsi="Times New Roman" w:cs="Times New Roman"/>
-        </w:rPr>
-        <w:t>+</w:t>
-      </w:r>
-      <w:proofErr w:type="gramEnd"/>
-      <w:r>
-        <w:rPr>
-          <w:rFonts w:ascii="Times New Roman" w:hAnsi="Times New Roman" w:cs="Times New Roman"/>
-        </w:rPr>
-        <w:t xml:space="preserve"> Hyperparameter-tuned</w:t>
+        <w:t xml:space="preserve"> (13 features)</w:t>
+      </w:r>
+      <w:r>
+        <w:rPr>
+          <w:rFonts w:ascii="Times New Roman" w:hAnsi="Times New Roman" w:cs="Times New Roman"/>
+        </w:rPr>
+        <w:t>+ Hyperparameter-tuned</w:t>
       </w:r>
       <w:r>
         <w:rPr>
@@ -5062,20 +5075,16 @@
           <w:i/>
           <w:iCs/>
         </w:rPr>
-        <w:t>add_hydrogens_tuned_select_from_</w:t>
-      </w:r>
-      <w:proofErr w:type="gramStart"/>
+        <w:t>add_hydrogens_tuned_select_from_model.ipynb</w:t>
+      </w:r>
+      <w:proofErr w:type="spellEnd"/>
       <w:r>
         <w:rPr>
           <w:rStyle w:val="VerbatimChar"/>
           <w:rFonts w:ascii="Times New Roman" w:hAnsi="Times New Roman" w:cs="Times New Roman"/>
-          <w:i/>
-          <w:iCs/>
-        </w:rPr>
-        <w:t>model.ipynb</w:t>
-      </w:r>
-      <w:proofErr w:type="spellEnd"/>
-      <w:proofErr w:type="gramEnd"/>
+        </w:rPr>
+        <w:t>.</w:t>
+      </w:r>
     </w:p>
     <w:tbl>
       <w:tblPr>
@@ -5721,23 +5730,647 @@
     </w:p>
     <w:p>
       <w:pPr>
-        <w:rPr>
-          <w:rFonts w:ascii="Times New Roman" w:hAnsi="Times New Roman" w:cs="Times New Roman"/>
-        </w:rPr>
-      </w:pPr>
-      <w:r>
+        <w:pStyle w:val="Compact"/>
+        <w:jc w:val="both"/>
         <w:rPr>
           <w:rFonts w:ascii="Times New Roman" w:hAnsi="Times New Roman" w:cs="Times New Roman"/>
           <w:b/>
           <w:bCs/>
         </w:rPr>
-        <w:t>Table S</w:t>
-      </w:r>
+      </w:pPr>
       <w:r>
         <w:rPr>
           <w:rFonts w:ascii="Times New Roman" w:hAnsi="Times New Roman" w:cs="Times New Roman"/>
           <w:b/>
           <w:bCs/>
+          <w:noProof/>
+        </w:rPr>
+        <w:drawing>
+          <wp:inline distT="0" distB="0" distL="0" distR="0" wp14:anchorId="1B9C1897" wp14:editId="133FDA09">
+            <wp:extent cx="5943600" cy="4523105"/>
+            <wp:effectExtent l="0" t="0" r="0" b="0"/>
+            <wp:docPr id="1161600773" name="Picture 5"/>
+            <wp:cNvGraphicFramePr>
+              <a:graphicFrameLocks xmlns:a="http://schemas.openxmlformats.org/drawingml/2006/main" noChangeAspect="1"/>
+            </wp:cNvGraphicFramePr>
+            <a:graphic xmlns:a="http://schemas.openxmlformats.org/drawingml/2006/main">
+              <a:graphicData uri="http://schemas.openxmlformats.org/drawingml/2006/picture">
+                <pic:pic xmlns:pic="http://schemas.openxmlformats.org/drawingml/2006/picture">
+                  <pic:nvPicPr>
+                    <pic:cNvPr id="1161600773" name="Picture 1161600773"/>
+                    <pic:cNvPicPr/>
+                  </pic:nvPicPr>
+                  <pic:blipFill>
+                    <a:blip r:embed="rId9" cstate="print">
+                      <a:extLst>
+                        <a:ext uri="{28A0092B-C50C-407E-A947-70E740481C1C}">
+                          <a14:useLocalDpi xmlns:a14="http://schemas.microsoft.com/office/drawing/2010/main" val="0"/>
+                        </a:ext>
+                      </a:extLst>
+                    </a:blip>
+                    <a:stretch>
+                      <a:fillRect/>
+                    </a:stretch>
+                  </pic:blipFill>
+                  <pic:spPr>
+                    <a:xfrm>
+                      <a:off x="0" y="0"/>
+                      <a:ext cx="5943600" cy="4523105"/>
+                    </a:xfrm>
+                    <a:prstGeom prst="rect">
+                      <a:avLst/>
+                    </a:prstGeom>
+                  </pic:spPr>
+                </pic:pic>
+              </a:graphicData>
+            </a:graphic>
+          </wp:inline>
+        </w:drawing>
+      </w:r>
+    </w:p>
+    <w:p>
+      <w:pPr>
+        <w:pStyle w:val="Compact"/>
+        <w:jc w:val="both"/>
+        <w:rPr>
+          <w:rFonts w:ascii="Times New Roman" w:hAnsi="Times New Roman" w:cs="Times New Roman"/>
+        </w:rPr>
+      </w:pPr>
+      <w:r>
+        <w:rPr>
+          <w:rFonts w:ascii="Times New Roman" w:hAnsi="Times New Roman" w:cs="Times New Roman"/>
+          <w:b/>
+          <w:bCs/>
+        </w:rPr>
+        <w:t xml:space="preserve">Figure </w:t>
+      </w:r>
+      <w:r>
+        <w:rPr>
+          <w:rFonts w:ascii="Times New Roman" w:hAnsi="Times New Roman" w:cs="Times New Roman"/>
+          <w:b/>
+          <w:bCs/>
+        </w:rPr>
+        <w:t>S</w:t>
+      </w:r>
+      <w:r>
+        <w:rPr>
+          <w:rFonts w:ascii="Times New Roman" w:hAnsi="Times New Roman" w:cs="Times New Roman"/>
+          <w:b/>
+          <w:bCs/>
+        </w:rPr>
+        <w:t>2</w:t>
+      </w:r>
+      <w:r>
+        <w:rPr>
+          <w:rFonts w:ascii="Times New Roman" w:hAnsi="Times New Roman" w:cs="Times New Roman"/>
+          <w:b/>
+          <w:bCs/>
+        </w:rPr>
+        <w:t>:</w:t>
+      </w:r>
+      <w:r>
+        <w:rPr>
+          <w:rFonts w:ascii="Times New Roman" w:hAnsi="Times New Roman" w:cs="Times New Roman"/>
+        </w:rPr>
+        <w:t xml:space="preserve"> SHAP for the </w:t>
+      </w:r>
+      <w:proofErr w:type="spellStart"/>
+      <w:r>
+        <w:rPr>
+          <w:rFonts w:ascii="Times New Roman" w:hAnsi="Times New Roman" w:cs="Times New Roman"/>
+        </w:rPr>
+        <w:t>select_from_model</w:t>
+      </w:r>
+      <w:proofErr w:type="spellEnd"/>
+      <w:r>
+        <w:rPr>
+          <w:rFonts w:ascii="Times New Roman" w:hAnsi="Times New Roman" w:cs="Times New Roman"/>
+        </w:rPr>
+        <w:t xml:space="preserve"> +</w:t>
+      </w:r>
+      <w:r>
+        <w:rPr>
+          <w:rFonts w:ascii="Times New Roman" w:hAnsi="Times New Roman" w:cs="Times New Roman"/>
+          <w:b/>
+          <w:bCs/>
+        </w:rPr>
+        <w:t xml:space="preserve"> </w:t>
+      </w:r>
+      <w:r>
+        <w:rPr>
+          <w:rFonts w:ascii="Times New Roman" w:hAnsi="Times New Roman" w:cs="Times New Roman"/>
+        </w:rPr>
+        <w:t>Gaussian Process</w:t>
+      </w:r>
+      <w:r>
+        <w:rPr>
+          <w:rFonts w:ascii="Times New Roman" w:hAnsi="Times New Roman" w:cs="Times New Roman"/>
+        </w:rPr>
+        <w:t xml:space="preserve"> </w:t>
+      </w:r>
+      <w:r>
+        <w:rPr>
+          <w:rFonts w:ascii="Times New Roman" w:hAnsi="Times New Roman" w:cs="Times New Roman"/>
+        </w:rPr>
+        <w:t>model</w:t>
+      </w:r>
+      <w:r>
+        <w:rPr>
+          <w:rFonts w:ascii="Times New Roman" w:hAnsi="Times New Roman" w:cs="Times New Roman"/>
+        </w:rPr>
+        <w:t>.</w:t>
+      </w:r>
+    </w:p>
+    <w:p>
+      <w:pPr>
+        <w:rPr>
+          <w:rFonts w:ascii="Times New Roman" w:hAnsi="Times New Roman" w:cs="Times New Roman"/>
+        </w:rPr>
+      </w:pPr>
+      <w:r>
+        <w:rPr>
+          <w:rFonts w:ascii="Times New Roman" w:hAnsi="Times New Roman" w:cs="Times New Roman"/>
+          <w:noProof/>
+        </w:rPr>
+        <w:lastRenderedPageBreak/>
+        <w:drawing>
+          <wp:inline distT="0" distB="0" distL="0" distR="0" wp14:anchorId="1853947C" wp14:editId="59740D1F">
+            <wp:extent cx="5943600" cy="4745355"/>
+            <wp:effectExtent l="0" t="0" r="0" b="0"/>
+            <wp:docPr id="1263732450" name="Picture 4"/>
+            <wp:cNvGraphicFramePr>
+              <a:graphicFrameLocks xmlns:a="http://schemas.openxmlformats.org/drawingml/2006/main" noChangeAspect="1"/>
+            </wp:cNvGraphicFramePr>
+            <a:graphic xmlns:a="http://schemas.openxmlformats.org/drawingml/2006/main">
+              <a:graphicData uri="http://schemas.openxmlformats.org/drawingml/2006/picture">
+                <pic:pic xmlns:pic="http://schemas.openxmlformats.org/drawingml/2006/picture">
+                  <pic:nvPicPr>
+                    <pic:cNvPr id="1263732450" name="Picture 1263732450"/>
+                    <pic:cNvPicPr/>
+                  </pic:nvPicPr>
+                  <pic:blipFill>
+                    <a:blip r:embed="rId10" cstate="print">
+                      <a:extLst>
+                        <a:ext uri="{28A0092B-C50C-407E-A947-70E740481C1C}">
+                          <a14:useLocalDpi xmlns:a14="http://schemas.microsoft.com/office/drawing/2010/main" val="0"/>
+                        </a:ext>
+                      </a:extLst>
+                    </a:blip>
+                    <a:stretch>
+                      <a:fillRect/>
+                    </a:stretch>
+                  </pic:blipFill>
+                  <pic:spPr>
+                    <a:xfrm>
+                      <a:off x="0" y="0"/>
+                      <a:ext cx="5943600" cy="4745355"/>
+                    </a:xfrm>
+                    <a:prstGeom prst="rect">
+                      <a:avLst/>
+                    </a:prstGeom>
+                  </pic:spPr>
+                </pic:pic>
+              </a:graphicData>
+            </a:graphic>
+          </wp:inline>
+        </w:drawing>
+      </w:r>
+    </w:p>
+    <w:p>
+      <w:pPr>
+        <w:pStyle w:val="Compact"/>
+        <w:jc w:val="both"/>
+        <w:rPr>
+          <w:rFonts w:ascii="Times New Roman" w:hAnsi="Times New Roman" w:cs="Times New Roman"/>
+        </w:rPr>
+      </w:pPr>
+      <w:r>
+        <w:rPr>
+          <w:rFonts w:ascii="Times New Roman" w:hAnsi="Times New Roman" w:cs="Times New Roman"/>
+          <w:b/>
+          <w:bCs/>
+        </w:rPr>
+        <w:t xml:space="preserve">Figure </w:t>
+      </w:r>
+      <w:r>
+        <w:rPr>
+          <w:rFonts w:ascii="Times New Roman" w:hAnsi="Times New Roman" w:cs="Times New Roman"/>
+          <w:b/>
+          <w:bCs/>
+        </w:rPr>
+        <w:t>S</w:t>
+      </w:r>
+      <w:r>
+        <w:rPr>
+          <w:rFonts w:ascii="Times New Roman" w:hAnsi="Times New Roman" w:cs="Times New Roman"/>
+          <w:b/>
+          <w:bCs/>
+        </w:rPr>
+        <w:t>3</w:t>
+      </w:r>
+      <w:r>
+        <w:rPr>
+          <w:rFonts w:ascii="Times New Roman" w:hAnsi="Times New Roman" w:cs="Times New Roman"/>
+          <w:b/>
+          <w:bCs/>
+        </w:rPr>
+        <w:t>:</w:t>
+      </w:r>
+      <w:r>
+        <w:rPr>
+          <w:rFonts w:ascii="Times New Roman" w:hAnsi="Times New Roman" w:cs="Times New Roman"/>
+        </w:rPr>
+        <w:t xml:space="preserve"> SHAP for the </w:t>
+      </w:r>
+      <w:proofErr w:type="spellStart"/>
+      <w:r>
+        <w:rPr>
+          <w:rFonts w:ascii="Times New Roman" w:hAnsi="Times New Roman" w:cs="Times New Roman"/>
+        </w:rPr>
+        <w:t>select_from_model</w:t>
+      </w:r>
+      <w:proofErr w:type="spellEnd"/>
+      <w:r>
+        <w:rPr>
+          <w:rFonts w:ascii="Times New Roman" w:hAnsi="Times New Roman" w:cs="Times New Roman"/>
+        </w:rPr>
+        <w:t xml:space="preserve"> +</w:t>
+      </w:r>
+      <w:r>
+        <w:rPr>
+          <w:rFonts w:ascii="Times New Roman" w:hAnsi="Times New Roman" w:cs="Times New Roman"/>
+          <w:b/>
+          <w:bCs/>
+        </w:rPr>
+        <w:t xml:space="preserve"> </w:t>
+      </w:r>
+      <w:proofErr w:type="spellStart"/>
+      <w:r>
+        <w:rPr>
+          <w:rFonts w:ascii="Times New Roman" w:hAnsi="Times New Roman" w:cs="Times New Roman"/>
+        </w:rPr>
+        <w:t>Catboost</w:t>
+      </w:r>
+      <w:proofErr w:type="spellEnd"/>
+      <w:r>
+        <w:rPr>
+          <w:rFonts w:ascii="Times New Roman" w:hAnsi="Times New Roman" w:cs="Times New Roman"/>
+        </w:rPr>
+        <w:t xml:space="preserve"> model</w:t>
+      </w:r>
+      <w:r>
+        <w:rPr>
+          <w:rFonts w:ascii="Times New Roman" w:hAnsi="Times New Roman" w:cs="Times New Roman"/>
+        </w:rPr>
+        <w:t>.</w:t>
+      </w:r>
+    </w:p>
+    <w:p>
+      <w:pPr>
+        <w:pStyle w:val="Compact"/>
+        <w:jc w:val="both"/>
+        <w:rPr>
+          <w:rFonts w:ascii="Times New Roman" w:hAnsi="Times New Roman" w:cs="Times New Roman"/>
+        </w:rPr>
+      </w:pPr>
+      <w:r>
+        <w:rPr>
+          <w:rFonts w:ascii="Times New Roman" w:hAnsi="Times New Roman" w:cs="Times New Roman"/>
+          <w:noProof/>
+        </w:rPr>
+        <w:lastRenderedPageBreak/>
+        <w:drawing>
+          <wp:inline distT="0" distB="0" distL="0" distR="0" wp14:anchorId="6B4BD19F" wp14:editId="01BD2280">
+            <wp:extent cx="5943600" cy="4758690"/>
+            <wp:effectExtent l="0" t="0" r="0" b="0"/>
+            <wp:docPr id="1143088901" name="Picture 6"/>
+            <wp:cNvGraphicFramePr>
+              <a:graphicFrameLocks xmlns:a="http://schemas.openxmlformats.org/drawingml/2006/main" noChangeAspect="1"/>
+            </wp:cNvGraphicFramePr>
+            <a:graphic xmlns:a="http://schemas.openxmlformats.org/drawingml/2006/main">
+              <a:graphicData uri="http://schemas.openxmlformats.org/drawingml/2006/picture">
+                <pic:pic xmlns:pic="http://schemas.openxmlformats.org/drawingml/2006/picture">
+                  <pic:nvPicPr>
+                    <pic:cNvPr id="1143088901" name="Picture 1143088901"/>
+                    <pic:cNvPicPr/>
+                  </pic:nvPicPr>
+                  <pic:blipFill>
+                    <a:blip r:embed="rId11" cstate="print">
+                      <a:extLst>
+                        <a:ext uri="{28A0092B-C50C-407E-A947-70E740481C1C}">
+                          <a14:useLocalDpi xmlns:a14="http://schemas.microsoft.com/office/drawing/2010/main" val="0"/>
+                        </a:ext>
+                      </a:extLst>
+                    </a:blip>
+                    <a:stretch>
+                      <a:fillRect/>
+                    </a:stretch>
+                  </pic:blipFill>
+                  <pic:spPr>
+                    <a:xfrm>
+                      <a:off x="0" y="0"/>
+                      <a:ext cx="5943600" cy="4758690"/>
+                    </a:xfrm>
+                    <a:prstGeom prst="rect">
+                      <a:avLst/>
+                    </a:prstGeom>
+                  </pic:spPr>
+                </pic:pic>
+              </a:graphicData>
+            </a:graphic>
+          </wp:inline>
+        </w:drawing>
+      </w:r>
+    </w:p>
+    <w:p>
+      <w:pPr>
+        <w:pStyle w:val="Compact"/>
+        <w:jc w:val="both"/>
+        <w:rPr>
+          <w:rFonts w:ascii="Times New Roman" w:hAnsi="Times New Roman" w:cs="Times New Roman"/>
+        </w:rPr>
+      </w:pPr>
+      <w:r>
+        <w:rPr>
+          <w:rFonts w:ascii="Times New Roman" w:hAnsi="Times New Roman" w:cs="Times New Roman"/>
+          <w:b/>
+          <w:bCs/>
+        </w:rPr>
+        <w:t xml:space="preserve">Figure </w:t>
+      </w:r>
+      <w:r>
+        <w:rPr>
+          <w:rFonts w:ascii="Times New Roman" w:hAnsi="Times New Roman" w:cs="Times New Roman"/>
+          <w:b/>
+          <w:bCs/>
+        </w:rPr>
+        <w:t>S</w:t>
+      </w:r>
+      <w:r>
+        <w:rPr>
+          <w:rFonts w:ascii="Times New Roman" w:hAnsi="Times New Roman" w:cs="Times New Roman"/>
+          <w:b/>
+          <w:bCs/>
+        </w:rPr>
+        <w:t>4</w:t>
+      </w:r>
+      <w:r>
+        <w:rPr>
+          <w:rFonts w:ascii="Times New Roman" w:hAnsi="Times New Roman" w:cs="Times New Roman"/>
+          <w:b/>
+          <w:bCs/>
+        </w:rPr>
+        <w:t>:</w:t>
+      </w:r>
+      <w:r>
+        <w:rPr>
+          <w:rFonts w:ascii="Times New Roman" w:hAnsi="Times New Roman" w:cs="Times New Roman"/>
+        </w:rPr>
+        <w:t xml:space="preserve"> SHAP for the </w:t>
+      </w:r>
+      <w:proofErr w:type="spellStart"/>
+      <w:r>
+        <w:rPr>
+          <w:rFonts w:ascii="Times New Roman" w:hAnsi="Times New Roman" w:cs="Times New Roman"/>
+        </w:rPr>
+        <w:t>select_from_model</w:t>
+      </w:r>
+      <w:proofErr w:type="spellEnd"/>
+      <w:r>
+        <w:rPr>
+          <w:rFonts w:ascii="Times New Roman" w:hAnsi="Times New Roman" w:cs="Times New Roman"/>
+        </w:rPr>
+        <w:t xml:space="preserve"> +</w:t>
+      </w:r>
+      <w:r>
+        <w:rPr>
+          <w:rFonts w:ascii="Times New Roman" w:hAnsi="Times New Roman" w:cs="Times New Roman"/>
+          <w:b/>
+          <w:bCs/>
+        </w:rPr>
+        <w:t xml:space="preserve"> </w:t>
+      </w:r>
+      <w:proofErr w:type="spellStart"/>
+      <w:r>
+        <w:rPr>
+          <w:rFonts w:ascii="Times New Roman" w:hAnsi="Times New Roman" w:cs="Times New Roman"/>
+        </w:rPr>
+        <w:t>XGBoost</w:t>
+      </w:r>
+      <w:proofErr w:type="spellEnd"/>
+      <w:r>
+        <w:rPr>
+          <w:rFonts w:ascii="Times New Roman" w:hAnsi="Times New Roman" w:cs="Times New Roman"/>
+        </w:rPr>
+        <w:t xml:space="preserve"> </w:t>
+      </w:r>
+      <w:r>
+        <w:rPr>
+          <w:rFonts w:ascii="Times New Roman" w:hAnsi="Times New Roman" w:cs="Times New Roman"/>
+        </w:rPr>
+        <w:t>model</w:t>
+      </w:r>
+      <w:r>
+        <w:rPr>
+          <w:rFonts w:ascii="Times New Roman" w:hAnsi="Times New Roman" w:cs="Times New Roman"/>
+        </w:rPr>
+        <w:t>.</w:t>
+      </w:r>
+    </w:p>
+    <w:p>
+      <w:pPr>
+        <w:pStyle w:val="Compact"/>
+        <w:jc w:val="both"/>
+        <w:rPr>
+          <w:rFonts w:ascii="Times New Roman" w:hAnsi="Times New Roman" w:cs="Times New Roman"/>
+        </w:rPr>
+      </w:pPr>
+    </w:p>
+    <w:p>
+      <w:pPr>
+        <w:pStyle w:val="Compact"/>
+        <w:jc w:val="both"/>
+        <w:rPr>
+          <w:rFonts w:ascii="Times New Roman" w:hAnsi="Times New Roman" w:cs="Times New Roman"/>
+        </w:rPr>
+      </w:pPr>
+      <w:r>
+        <w:rPr>
+          <w:rFonts w:ascii="Times New Roman" w:hAnsi="Times New Roman" w:cs="Times New Roman"/>
+          <w:noProof/>
+        </w:rPr>
+        <w:lastRenderedPageBreak/>
+        <w:drawing>
+          <wp:inline distT="0" distB="0" distL="0" distR="0" wp14:anchorId="0D333323" wp14:editId="2A14F9BA">
+            <wp:extent cx="5943600" cy="4582795"/>
+            <wp:effectExtent l="0" t="0" r="0" b="0"/>
+            <wp:docPr id="2102960766" name="Picture 7"/>
+            <wp:cNvGraphicFramePr>
+              <a:graphicFrameLocks xmlns:a="http://schemas.openxmlformats.org/drawingml/2006/main" noChangeAspect="1"/>
+            </wp:cNvGraphicFramePr>
+            <a:graphic xmlns:a="http://schemas.openxmlformats.org/drawingml/2006/main">
+              <a:graphicData uri="http://schemas.openxmlformats.org/drawingml/2006/picture">
+                <pic:pic xmlns:pic="http://schemas.openxmlformats.org/drawingml/2006/picture">
+                  <pic:nvPicPr>
+                    <pic:cNvPr id="2102960766" name="Picture 2102960766"/>
+                    <pic:cNvPicPr/>
+                  </pic:nvPicPr>
+                  <pic:blipFill>
+                    <a:blip r:embed="rId12" cstate="print">
+                      <a:extLst>
+                        <a:ext uri="{28A0092B-C50C-407E-A947-70E740481C1C}">
+                          <a14:useLocalDpi xmlns:a14="http://schemas.microsoft.com/office/drawing/2010/main" val="0"/>
+                        </a:ext>
+                      </a:extLst>
+                    </a:blip>
+                    <a:stretch>
+                      <a:fillRect/>
+                    </a:stretch>
+                  </pic:blipFill>
+                  <pic:spPr>
+                    <a:xfrm>
+                      <a:off x="0" y="0"/>
+                      <a:ext cx="5943600" cy="4582795"/>
+                    </a:xfrm>
+                    <a:prstGeom prst="rect">
+                      <a:avLst/>
+                    </a:prstGeom>
+                  </pic:spPr>
+                </pic:pic>
+              </a:graphicData>
+            </a:graphic>
+          </wp:inline>
+        </w:drawing>
+      </w:r>
+    </w:p>
+    <w:p>
+      <w:pPr>
+        <w:pStyle w:val="Compact"/>
+        <w:jc w:val="both"/>
+        <w:rPr>
+          <w:rFonts w:ascii="Times New Roman" w:hAnsi="Times New Roman" w:cs="Times New Roman"/>
+        </w:rPr>
+      </w:pPr>
+      <w:r>
+        <w:rPr>
+          <w:rFonts w:ascii="Times New Roman" w:hAnsi="Times New Roman" w:cs="Times New Roman"/>
+          <w:b/>
+          <w:bCs/>
+        </w:rPr>
+        <w:t xml:space="preserve">Figure </w:t>
+      </w:r>
+      <w:r>
+        <w:rPr>
+          <w:rFonts w:ascii="Times New Roman" w:hAnsi="Times New Roman" w:cs="Times New Roman"/>
+          <w:b/>
+          <w:bCs/>
+        </w:rPr>
+        <w:t>S</w:t>
+      </w:r>
+      <w:r>
+        <w:rPr>
+          <w:rFonts w:ascii="Times New Roman" w:hAnsi="Times New Roman" w:cs="Times New Roman"/>
+          <w:b/>
+          <w:bCs/>
+        </w:rPr>
+        <w:t>5</w:t>
+      </w:r>
+      <w:r>
+        <w:rPr>
+          <w:rFonts w:ascii="Times New Roman" w:hAnsi="Times New Roman" w:cs="Times New Roman"/>
+          <w:b/>
+          <w:bCs/>
+        </w:rPr>
+        <w:t>:</w:t>
+      </w:r>
+      <w:r>
+        <w:rPr>
+          <w:rFonts w:ascii="Times New Roman" w:hAnsi="Times New Roman" w:cs="Times New Roman"/>
+        </w:rPr>
+        <w:t xml:space="preserve"> SHAP for the </w:t>
+      </w:r>
+      <w:proofErr w:type="spellStart"/>
+      <w:r>
+        <w:rPr>
+          <w:rFonts w:ascii="Times New Roman" w:hAnsi="Times New Roman" w:cs="Times New Roman"/>
+        </w:rPr>
+        <w:t>select_from_model</w:t>
+      </w:r>
+      <w:proofErr w:type="spellEnd"/>
+      <w:r>
+        <w:rPr>
+          <w:rFonts w:ascii="Times New Roman" w:hAnsi="Times New Roman" w:cs="Times New Roman"/>
+        </w:rPr>
+        <w:t xml:space="preserve"> +</w:t>
+      </w:r>
+      <w:r>
+        <w:rPr>
+          <w:rFonts w:ascii="Times New Roman" w:hAnsi="Times New Roman" w:cs="Times New Roman"/>
+          <w:b/>
+          <w:bCs/>
+        </w:rPr>
+        <w:t xml:space="preserve"> </w:t>
+      </w:r>
+      <w:r>
+        <w:rPr>
+          <w:rFonts w:ascii="Times New Roman" w:hAnsi="Times New Roman" w:cs="Times New Roman"/>
+        </w:rPr>
+        <w:t>Random Forest</w:t>
+      </w:r>
+      <w:r>
+        <w:rPr>
+          <w:rFonts w:ascii="Times New Roman" w:hAnsi="Times New Roman" w:cs="Times New Roman"/>
+        </w:rPr>
+        <w:t xml:space="preserve"> </w:t>
+      </w:r>
+      <w:r>
+        <w:rPr>
+          <w:rFonts w:ascii="Times New Roman" w:hAnsi="Times New Roman" w:cs="Times New Roman"/>
+        </w:rPr>
+        <w:t>model</w:t>
+      </w:r>
+      <w:r>
+        <w:rPr>
+          <w:rFonts w:ascii="Times New Roman" w:hAnsi="Times New Roman" w:cs="Times New Roman"/>
+        </w:rPr>
+        <w:t>.</w:t>
+      </w:r>
+    </w:p>
+    <w:p>
+      <w:pPr>
+        <w:pStyle w:val="Compact"/>
+        <w:jc w:val="both"/>
+        <w:rPr>
+          <w:rFonts w:ascii="Times New Roman" w:hAnsi="Times New Roman" w:cs="Times New Roman"/>
+        </w:rPr>
+      </w:pPr>
+    </w:p>
+    <w:p>
+      <w:pPr>
+        <w:rPr>
+          <w:rFonts w:ascii="Times New Roman" w:hAnsi="Times New Roman" w:cs="Times New Roman"/>
+        </w:rPr>
+      </w:pPr>
+    </w:p>
+    <w:p>
+      <w:pPr>
+        <w:rPr>
+          <w:rFonts w:ascii="Times New Roman" w:hAnsi="Times New Roman" w:cs="Times New Roman"/>
+        </w:rPr>
+      </w:pPr>
+      <w:r>
+        <w:rPr>
+          <w:rFonts w:ascii="Times New Roman" w:hAnsi="Times New Roman" w:cs="Times New Roman"/>
+          <w:b/>
+          <w:bCs/>
+        </w:rPr>
+        <w:t>Table S</w:t>
+      </w:r>
+      <w:r>
+        <w:rPr>
+          <w:rFonts w:ascii="Times New Roman" w:hAnsi="Times New Roman" w:cs="Times New Roman"/>
+          <w:b/>
+          <w:bCs/>
         </w:rPr>
         <w:t>8</w:t>
       </w:r>
@@ -5757,21 +6390,7 @@
         <w:rPr>
           <w:rFonts w:ascii="Times New Roman" w:hAnsi="Times New Roman" w:cs="Times New Roman"/>
         </w:rPr>
-        <w:t xml:space="preserve">RFECV (31 </w:t>
-      </w:r>
-      <w:proofErr w:type="gramStart"/>
-      <w:r>
-        <w:rPr>
-          <w:rFonts w:ascii="Times New Roman" w:hAnsi="Times New Roman" w:cs="Times New Roman"/>
-        </w:rPr>
-        <w:t>features)+</w:t>
-      </w:r>
-      <w:proofErr w:type="gramEnd"/>
-      <w:r>
-        <w:rPr>
-          <w:rFonts w:ascii="Times New Roman" w:hAnsi="Times New Roman" w:cs="Times New Roman"/>
-        </w:rPr>
-        <w:t xml:space="preserve"> Hyperparameter-tuned model.</w:t>
+        <w:t>RFECV (31 features)+ Hyperparameter-tuned model.</w:t>
       </w:r>
       <w:r>
         <w:rPr>
@@ -5795,20 +6414,16 @@
           <w:i/>
           <w:iCs/>
         </w:rPr>
-        <w:t>add_hydrogens_tuned_</w:t>
-      </w:r>
-      <w:proofErr w:type="gramStart"/>
+        <w:t>add_hydrogens_tuned_rfecv.ipynb</w:t>
+      </w:r>
+      <w:proofErr w:type="spellEnd"/>
       <w:r>
         <w:rPr>
           <w:rStyle w:val="VerbatimChar"/>
           <w:rFonts w:ascii="Times New Roman" w:hAnsi="Times New Roman" w:cs="Times New Roman"/>
-          <w:i/>
-          <w:iCs/>
-        </w:rPr>
-        <w:t>rfecv.ipynb</w:t>
-      </w:r>
-      <w:proofErr w:type="spellEnd"/>
-      <w:proofErr w:type="gramEnd"/>
+        </w:rPr>
+        <w:t>.</w:t>
+      </w:r>
     </w:p>
     <w:tbl>
       <w:tblPr>
@@ -6445,8 +7060,12 @@
     </w:tbl>
     <w:p>
       <w:pPr>
-        <w:rPr>
-          <w:rFonts w:ascii="Times New Roman" w:hAnsi="Times New Roman" w:cs="Times New Roman"/>
+        <w:pStyle w:val="Compact"/>
+        <w:jc w:val="both"/>
+        <w:rPr>
+          <w:rFonts w:ascii="Times New Roman" w:hAnsi="Times New Roman" w:cs="Times New Roman"/>
+          <w:b/>
+          <w:bCs/>
         </w:rPr>
       </w:pPr>
       <w:bookmarkStart w:id="16" w:name="X7d3e0bd96a7421a504b6e0a2a462006d5a61d5d"/>
@@ -6454,37 +7073,784 @@
     </w:p>
     <w:p>
       <w:pPr>
-        <w:rPr>
-          <w:rFonts w:ascii="Times New Roman" w:hAnsi="Times New Roman" w:cs="Times New Roman"/>
-        </w:rPr>
-      </w:pPr>
-      <w:r>
+        <w:pStyle w:val="Compact"/>
+        <w:jc w:val="both"/>
         <w:rPr>
           <w:rFonts w:ascii="Times New Roman" w:hAnsi="Times New Roman" w:cs="Times New Roman"/>
           <w:b/>
           <w:bCs/>
         </w:rPr>
+      </w:pPr>
+      <w:r>
+        <w:rPr>
+          <w:rFonts w:ascii="Times New Roman" w:hAnsi="Times New Roman" w:cs="Times New Roman"/>
+          <w:b/>
+          <w:bCs/>
+          <w:noProof/>
+        </w:rPr>
+        <w:lastRenderedPageBreak/>
+        <w:drawing>
+          <wp:inline distT="0" distB="0" distL="0" distR="0" wp14:anchorId="27555EE9" wp14:editId="279F6C93">
+            <wp:extent cx="5943600" cy="6715760"/>
+            <wp:effectExtent l="0" t="0" r="0" b="0"/>
+            <wp:docPr id="1380708784" name="Picture 8"/>
+            <wp:cNvGraphicFramePr>
+              <a:graphicFrameLocks xmlns:a="http://schemas.openxmlformats.org/drawingml/2006/main" noChangeAspect="1"/>
+            </wp:cNvGraphicFramePr>
+            <a:graphic xmlns:a="http://schemas.openxmlformats.org/drawingml/2006/main">
+              <a:graphicData uri="http://schemas.openxmlformats.org/drawingml/2006/picture">
+                <pic:pic xmlns:pic="http://schemas.openxmlformats.org/drawingml/2006/picture">
+                  <pic:nvPicPr>
+                    <pic:cNvPr id="1380708784" name="Picture 1380708784"/>
+                    <pic:cNvPicPr/>
+                  </pic:nvPicPr>
+                  <pic:blipFill>
+                    <a:blip r:embed="rId13" cstate="print">
+                      <a:extLst>
+                        <a:ext uri="{28A0092B-C50C-407E-A947-70E740481C1C}">
+                          <a14:useLocalDpi xmlns:a14="http://schemas.microsoft.com/office/drawing/2010/main" val="0"/>
+                        </a:ext>
+                      </a:extLst>
+                    </a:blip>
+                    <a:stretch>
+                      <a:fillRect/>
+                    </a:stretch>
+                  </pic:blipFill>
+                  <pic:spPr>
+                    <a:xfrm>
+                      <a:off x="0" y="0"/>
+                      <a:ext cx="5943600" cy="6715760"/>
+                    </a:xfrm>
+                    <a:prstGeom prst="rect">
+                      <a:avLst/>
+                    </a:prstGeom>
+                  </pic:spPr>
+                </pic:pic>
+              </a:graphicData>
+            </a:graphic>
+          </wp:inline>
+        </w:drawing>
+      </w:r>
+    </w:p>
+    <w:p>
+      <w:pPr>
+        <w:pStyle w:val="Compact"/>
+        <w:jc w:val="both"/>
+        <w:rPr>
+          <w:rFonts w:ascii="Times New Roman" w:hAnsi="Times New Roman" w:cs="Times New Roman"/>
+        </w:rPr>
+      </w:pPr>
+      <w:r>
+        <w:rPr>
+          <w:rFonts w:ascii="Times New Roman" w:hAnsi="Times New Roman" w:cs="Times New Roman"/>
+          <w:b/>
+          <w:bCs/>
+        </w:rPr>
+        <w:t xml:space="preserve">Figure </w:t>
+      </w:r>
+      <w:r>
+        <w:rPr>
+          <w:rFonts w:ascii="Times New Roman" w:hAnsi="Times New Roman" w:cs="Times New Roman"/>
+          <w:b/>
+          <w:bCs/>
+        </w:rPr>
+        <w:t>S</w:t>
+      </w:r>
+      <w:r>
+        <w:rPr>
+          <w:rFonts w:ascii="Times New Roman" w:hAnsi="Times New Roman" w:cs="Times New Roman"/>
+          <w:b/>
+          <w:bCs/>
+        </w:rPr>
+        <w:t>6</w:t>
+      </w:r>
+      <w:r>
+        <w:rPr>
+          <w:rFonts w:ascii="Times New Roman" w:hAnsi="Times New Roman" w:cs="Times New Roman"/>
+          <w:b/>
+          <w:bCs/>
+        </w:rPr>
+        <w:t>:</w:t>
+      </w:r>
+      <w:r>
+        <w:rPr>
+          <w:rFonts w:ascii="Times New Roman" w:hAnsi="Times New Roman" w:cs="Times New Roman"/>
+        </w:rPr>
+        <w:t xml:space="preserve"> SHAP for the </w:t>
+      </w:r>
+      <w:r>
+        <w:rPr>
+          <w:rFonts w:ascii="Times New Roman" w:hAnsi="Times New Roman" w:cs="Times New Roman"/>
+        </w:rPr>
+        <w:t xml:space="preserve">RFECV </w:t>
+      </w:r>
+      <w:r>
+        <w:rPr>
+          <w:rFonts w:ascii="Times New Roman" w:hAnsi="Times New Roman" w:cs="Times New Roman"/>
+        </w:rPr>
+        <w:t>+</w:t>
+      </w:r>
+      <w:r>
+        <w:rPr>
+          <w:rFonts w:ascii="Times New Roman" w:hAnsi="Times New Roman" w:cs="Times New Roman"/>
+          <w:b/>
+          <w:bCs/>
+        </w:rPr>
+        <w:t xml:space="preserve"> </w:t>
+      </w:r>
+      <w:r>
+        <w:rPr>
+          <w:rFonts w:ascii="Times New Roman" w:hAnsi="Times New Roman" w:cs="Times New Roman"/>
+        </w:rPr>
+        <w:t>SVR (RBF)</w:t>
+      </w:r>
+      <w:r>
+        <w:rPr>
+          <w:rFonts w:ascii="Times New Roman" w:hAnsi="Times New Roman" w:cs="Times New Roman"/>
+        </w:rPr>
+        <w:t>.</w:t>
+      </w:r>
+    </w:p>
+    <w:p>
+      <w:pPr>
+        <w:pStyle w:val="Compact"/>
+        <w:jc w:val="both"/>
+        <w:rPr>
+          <w:rFonts w:ascii="Times New Roman" w:hAnsi="Times New Roman" w:cs="Times New Roman"/>
+        </w:rPr>
+      </w:pPr>
+    </w:p>
+    <w:p>
+      <w:pPr>
+        <w:pStyle w:val="Compact"/>
+        <w:jc w:val="both"/>
+        <w:rPr>
+          <w:rFonts w:ascii="Times New Roman" w:hAnsi="Times New Roman" w:cs="Times New Roman"/>
+        </w:rPr>
+      </w:pPr>
+      <w:r>
+        <w:rPr>
+          <w:rFonts w:ascii="Times New Roman" w:hAnsi="Times New Roman" w:cs="Times New Roman"/>
+          <w:noProof/>
+        </w:rPr>
+        <w:lastRenderedPageBreak/>
+        <w:drawing>
+          <wp:inline distT="0" distB="0" distL="0" distR="0" wp14:anchorId="06D11ACA" wp14:editId="59623531">
+            <wp:extent cx="5943600" cy="6442075"/>
+            <wp:effectExtent l="0" t="0" r="0" b="0"/>
+            <wp:docPr id="1711033624" name="Picture 9"/>
+            <wp:cNvGraphicFramePr>
+              <a:graphicFrameLocks xmlns:a="http://schemas.openxmlformats.org/drawingml/2006/main" noChangeAspect="1"/>
+            </wp:cNvGraphicFramePr>
+            <a:graphic xmlns:a="http://schemas.openxmlformats.org/drawingml/2006/main">
+              <a:graphicData uri="http://schemas.openxmlformats.org/drawingml/2006/picture">
+                <pic:pic xmlns:pic="http://schemas.openxmlformats.org/drawingml/2006/picture">
+                  <pic:nvPicPr>
+                    <pic:cNvPr id="1711033624" name="Picture 1711033624"/>
+                    <pic:cNvPicPr/>
+                  </pic:nvPicPr>
+                  <pic:blipFill>
+                    <a:blip r:embed="rId14" cstate="print">
+                      <a:extLst>
+                        <a:ext uri="{28A0092B-C50C-407E-A947-70E740481C1C}">
+                          <a14:useLocalDpi xmlns:a14="http://schemas.microsoft.com/office/drawing/2010/main" val="0"/>
+                        </a:ext>
+                      </a:extLst>
+                    </a:blip>
+                    <a:stretch>
+                      <a:fillRect/>
+                    </a:stretch>
+                  </pic:blipFill>
+                  <pic:spPr>
+                    <a:xfrm>
+                      <a:off x="0" y="0"/>
+                      <a:ext cx="5943600" cy="6442075"/>
+                    </a:xfrm>
+                    <a:prstGeom prst="rect">
+                      <a:avLst/>
+                    </a:prstGeom>
+                  </pic:spPr>
+                </pic:pic>
+              </a:graphicData>
+            </a:graphic>
+          </wp:inline>
+        </w:drawing>
+      </w:r>
+    </w:p>
+    <w:p>
+      <w:pPr>
+        <w:pStyle w:val="Compact"/>
+        <w:jc w:val="both"/>
+        <w:rPr>
+          <w:rFonts w:ascii="Times New Roman" w:hAnsi="Times New Roman" w:cs="Times New Roman"/>
+        </w:rPr>
+      </w:pPr>
+      <w:r>
+        <w:rPr>
+          <w:rFonts w:ascii="Times New Roman" w:hAnsi="Times New Roman" w:cs="Times New Roman"/>
+          <w:b/>
+          <w:bCs/>
+        </w:rPr>
+        <w:t xml:space="preserve">Figure </w:t>
+      </w:r>
+      <w:r>
+        <w:rPr>
+          <w:rFonts w:ascii="Times New Roman" w:hAnsi="Times New Roman" w:cs="Times New Roman"/>
+          <w:b/>
+          <w:bCs/>
+        </w:rPr>
+        <w:t>S</w:t>
+      </w:r>
+      <w:r>
+        <w:rPr>
+          <w:rFonts w:ascii="Times New Roman" w:hAnsi="Times New Roman" w:cs="Times New Roman"/>
+          <w:b/>
+          <w:bCs/>
+        </w:rPr>
+        <w:t>7</w:t>
+      </w:r>
+      <w:r>
+        <w:rPr>
+          <w:rFonts w:ascii="Times New Roman" w:hAnsi="Times New Roman" w:cs="Times New Roman"/>
+          <w:b/>
+          <w:bCs/>
+        </w:rPr>
+        <w:t>:</w:t>
+      </w:r>
+      <w:r>
+        <w:rPr>
+          <w:rFonts w:ascii="Times New Roman" w:hAnsi="Times New Roman" w:cs="Times New Roman"/>
+        </w:rPr>
+        <w:t xml:space="preserve"> SHAP for the </w:t>
+      </w:r>
+      <w:r>
+        <w:rPr>
+          <w:rFonts w:ascii="Times New Roman" w:hAnsi="Times New Roman" w:cs="Times New Roman"/>
+        </w:rPr>
+        <w:t xml:space="preserve">RFECV </w:t>
+      </w:r>
+      <w:r>
+        <w:rPr>
+          <w:rFonts w:ascii="Times New Roman" w:hAnsi="Times New Roman" w:cs="Times New Roman"/>
+        </w:rPr>
+        <w:t>+</w:t>
+      </w:r>
+      <w:r>
+        <w:rPr>
+          <w:rFonts w:ascii="Times New Roman" w:hAnsi="Times New Roman" w:cs="Times New Roman"/>
+          <w:b/>
+          <w:bCs/>
+        </w:rPr>
+        <w:t xml:space="preserve"> </w:t>
+      </w:r>
+      <w:r>
+        <w:rPr>
+          <w:rFonts w:ascii="Times New Roman" w:hAnsi="Times New Roman" w:cs="Times New Roman"/>
+        </w:rPr>
+        <w:t>Gaussian Process</w:t>
+      </w:r>
+      <w:r>
+        <w:rPr>
+          <w:rFonts w:ascii="Times New Roman" w:hAnsi="Times New Roman" w:cs="Times New Roman"/>
+        </w:rPr>
+        <w:t>.</w:t>
+      </w:r>
+    </w:p>
+    <w:p>
+      <w:pPr>
+        <w:pStyle w:val="Compact"/>
+        <w:jc w:val="both"/>
+        <w:rPr>
+          <w:rFonts w:ascii="Times New Roman" w:hAnsi="Times New Roman" w:cs="Times New Roman"/>
+        </w:rPr>
+      </w:pPr>
+    </w:p>
+    <w:p>
+      <w:pPr>
+        <w:pStyle w:val="Compact"/>
+        <w:jc w:val="both"/>
+        <w:rPr>
+          <w:rFonts w:ascii="Times New Roman" w:hAnsi="Times New Roman" w:cs="Times New Roman"/>
+        </w:rPr>
+      </w:pPr>
+      <w:r>
+        <w:rPr>
+          <w:rFonts w:ascii="Times New Roman" w:hAnsi="Times New Roman" w:cs="Times New Roman"/>
+          <w:noProof/>
+        </w:rPr>
+        <w:lastRenderedPageBreak/>
+        <w:drawing>
+          <wp:inline distT="0" distB="0" distL="0" distR="0" wp14:anchorId="59774407" wp14:editId="283D7946">
+            <wp:extent cx="5943600" cy="5320665"/>
+            <wp:effectExtent l="0" t="0" r="0" b="0"/>
+            <wp:docPr id="41205089" name="Picture 10"/>
+            <wp:cNvGraphicFramePr>
+              <a:graphicFrameLocks xmlns:a="http://schemas.openxmlformats.org/drawingml/2006/main" noChangeAspect="1"/>
+            </wp:cNvGraphicFramePr>
+            <a:graphic xmlns:a="http://schemas.openxmlformats.org/drawingml/2006/main">
+              <a:graphicData uri="http://schemas.openxmlformats.org/drawingml/2006/picture">
+                <pic:pic xmlns:pic="http://schemas.openxmlformats.org/drawingml/2006/picture">
+                  <pic:nvPicPr>
+                    <pic:cNvPr id="41205089" name="Picture 41205089"/>
+                    <pic:cNvPicPr/>
+                  </pic:nvPicPr>
+                  <pic:blipFill>
+                    <a:blip r:embed="rId15" cstate="print">
+                      <a:extLst>
+                        <a:ext uri="{28A0092B-C50C-407E-A947-70E740481C1C}">
+                          <a14:useLocalDpi xmlns:a14="http://schemas.microsoft.com/office/drawing/2010/main" val="0"/>
+                        </a:ext>
+                      </a:extLst>
+                    </a:blip>
+                    <a:stretch>
+                      <a:fillRect/>
+                    </a:stretch>
+                  </pic:blipFill>
+                  <pic:spPr>
+                    <a:xfrm>
+                      <a:off x="0" y="0"/>
+                      <a:ext cx="5943600" cy="5320665"/>
+                    </a:xfrm>
+                    <a:prstGeom prst="rect">
+                      <a:avLst/>
+                    </a:prstGeom>
+                  </pic:spPr>
+                </pic:pic>
+              </a:graphicData>
+            </a:graphic>
+          </wp:inline>
+        </w:drawing>
+      </w:r>
+    </w:p>
+    <w:p>
+      <w:pPr>
+        <w:pStyle w:val="Compact"/>
+        <w:jc w:val="both"/>
+        <w:rPr>
+          <w:rFonts w:ascii="Times New Roman" w:hAnsi="Times New Roman" w:cs="Times New Roman"/>
+        </w:rPr>
+      </w:pPr>
+      <w:r>
+        <w:rPr>
+          <w:rFonts w:ascii="Times New Roman" w:hAnsi="Times New Roman" w:cs="Times New Roman"/>
+          <w:b/>
+          <w:bCs/>
+        </w:rPr>
+        <w:t xml:space="preserve">Figure </w:t>
+      </w:r>
+      <w:r>
+        <w:rPr>
+          <w:rFonts w:ascii="Times New Roman" w:hAnsi="Times New Roman" w:cs="Times New Roman"/>
+          <w:b/>
+          <w:bCs/>
+        </w:rPr>
+        <w:t>S</w:t>
+      </w:r>
+      <w:r>
+        <w:rPr>
+          <w:rFonts w:ascii="Times New Roman" w:hAnsi="Times New Roman" w:cs="Times New Roman"/>
+          <w:b/>
+          <w:bCs/>
+        </w:rPr>
+        <w:t>8</w:t>
+      </w:r>
+      <w:r>
+        <w:rPr>
+          <w:rFonts w:ascii="Times New Roman" w:hAnsi="Times New Roman" w:cs="Times New Roman"/>
+          <w:b/>
+          <w:bCs/>
+        </w:rPr>
+        <w:t>:</w:t>
+      </w:r>
+      <w:r>
+        <w:rPr>
+          <w:rFonts w:ascii="Times New Roman" w:hAnsi="Times New Roman" w:cs="Times New Roman"/>
+        </w:rPr>
+        <w:t xml:space="preserve"> SHAP for the </w:t>
+      </w:r>
+      <w:r>
+        <w:rPr>
+          <w:rFonts w:ascii="Times New Roman" w:hAnsi="Times New Roman" w:cs="Times New Roman"/>
+        </w:rPr>
+        <w:t xml:space="preserve">RFECV </w:t>
+      </w:r>
+      <w:r>
+        <w:rPr>
+          <w:rFonts w:ascii="Times New Roman" w:hAnsi="Times New Roman" w:cs="Times New Roman"/>
+        </w:rPr>
+        <w:t>+</w:t>
+      </w:r>
+      <w:r>
+        <w:rPr>
+          <w:rFonts w:ascii="Times New Roman" w:hAnsi="Times New Roman" w:cs="Times New Roman"/>
+          <w:b/>
+          <w:bCs/>
+        </w:rPr>
+        <w:t xml:space="preserve"> </w:t>
+      </w:r>
+      <w:proofErr w:type="spellStart"/>
+      <w:r>
+        <w:rPr>
+          <w:rFonts w:ascii="Times New Roman" w:hAnsi="Times New Roman" w:cs="Times New Roman"/>
+        </w:rPr>
+        <w:t>CatBoost</w:t>
+      </w:r>
+      <w:proofErr w:type="spellEnd"/>
+      <w:r>
+        <w:rPr>
+          <w:rFonts w:ascii="Times New Roman" w:hAnsi="Times New Roman" w:cs="Times New Roman"/>
+        </w:rPr>
+        <w:t>.</w:t>
+      </w:r>
+    </w:p>
+    <w:p>
+      <w:pPr>
+        <w:pStyle w:val="Compact"/>
+        <w:jc w:val="both"/>
+        <w:rPr>
+          <w:rFonts w:ascii="Times New Roman" w:hAnsi="Times New Roman" w:cs="Times New Roman"/>
+        </w:rPr>
+      </w:pPr>
+    </w:p>
+    <w:p>
+      <w:pPr>
+        <w:pStyle w:val="Compact"/>
+        <w:jc w:val="both"/>
+        <w:rPr>
+          <w:rFonts w:ascii="Times New Roman" w:hAnsi="Times New Roman" w:cs="Times New Roman"/>
+        </w:rPr>
+      </w:pPr>
+      <w:r>
+        <w:rPr>
+          <w:rFonts w:ascii="Times New Roman" w:hAnsi="Times New Roman" w:cs="Times New Roman"/>
+          <w:noProof/>
+        </w:rPr>
+        <w:lastRenderedPageBreak/>
+        <w:drawing>
+          <wp:inline distT="0" distB="0" distL="0" distR="0" wp14:anchorId="01053697" wp14:editId="61201E76">
+            <wp:extent cx="5943600" cy="5335905"/>
+            <wp:effectExtent l="0" t="0" r="0" b="0"/>
+            <wp:docPr id="989231963" name="Picture 11"/>
+            <wp:cNvGraphicFramePr>
+              <a:graphicFrameLocks xmlns:a="http://schemas.openxmlformats.org/drawingml/2006/main" noChangeAspect="1"/>
+            </wp:cNvGraphicFramePr>
+            <a:graphic xmlns:a="http://schemas.openxmlformats.org/drawingml/2006/main">
+              <a:graphicData uri="http://schemas.openxmlformats.org/drawingml/2006/picture">
+                <pic:pic xmlns:pic="http://schemas.openxmlformats.org/drawingml/2006/picture">
+                  <pic:nvPicPr>
+                    <pic:cNvPr id="989231963" name="Picture 989231963"/>
+                    <pic:cNvPicPr/>
+                  </pic:nvPicPr>
+                  <pic:blipFill>
+                    <a:blip r:embed="rId16" cstate="print">
+                      <a:extLst>
+                        <a:ext uri="{28A0092B-C50C-407E-A947-70E740481C1C}">
+                          <a14:useLocalDpi xmlns:a14="http://schemas.microsoft.com/office/drawing/2010/main" val="0"/>
+                        </a:ext>
+                      </a:extLst>
+                    </a:blip>
+                    <a:stretch>
+                      <a:fillRect/>
+                    </a:stretch>
+                  </pic:blipFill>
+                  <pic:spPr>
+                    <a:xfrm>
+                      <a:off x="0" y="0"/>
+                      <a:ext cx="5943600" cy="5335905"/>
+                    </a:xfrm>
+                    <a:prstGeom prst="rect">
+                      <a:avLst/>
+                    </a:prstGeom>
+                  </pic:spPr>
+                </pic:pic>
+              </a:graphicData>
+            </a:graphic>
+          </wp:inline>
+        </w:drawing>
+      </w:r>
+    </w:p>
+    <w:p>
+      <w:pPr>
+        <w:pStyle w:val="Compact"/>
+        <w:jc w:val="both"/>
+        <w:rPr>
+          <w:rFonts w:ascii="Times New Roman" w:hAnsi="Times New Roman" w:cs="Times New Roman"/>
+          <w:b/>
+          <w:bCs/>
+        </w:rPr>
+      </w:pPr>
+      <w:r>
+        <w:rPr>
+          <w:rFonts w:ascii="Times New Roman" w:hAnsi="Times New Roman" w:cs="Times New Roman"/>
+          <w:b/>
+          <w:bCs/>
+        </w:rPr>
+        <w:t xml:space="preserve">Figure </w:t>
+      </w:r>
+      <w:r>
+        <w:rPr>
+          <w:rFonts w:ascii="Times New Roman" w:hAnsi="Times New Roman" w:cs="Times New Roman"/>
+          <w:b/>
+          <w:bCs/>
+        </w:rPr>
+        <w:t>S</w:t>
+      </w:r>
+      <w:r>
+        <w:rPr>
+          <w:rFonts w:ascii="Times New Roman" w:hAnsi="Times New Roman" w:cs="Times New Roman"/>
+          <w:b/>
+          <w:bCs/>
+        </w:rPr>
+        <w:t>9</w:t>
+      </w:r>
+      <w:r>
+        <w:rPr>
+          <w:rFonts w:ascii="Times New Roman" w:hAnsi="Times New Roman" w:cs="Times New Roman"/>
+          <w:b/>
+          <w:bCs/>
+        </w:rPr>
+        <w:t>:</w:t>
+      </w:r>
+      <w:r>
+        <w:rPr>
+          <w:rFonts w:ascii="Times New Roman" w:hAnsi="Times New Roman" w:cs="Times New Roman"/>
+        </w:rPr>
+        <w:t xml:space="preserve"> SHAP for the </w:t>
+      </w:r>
+      <w:r>
+        <w:rPr>
+          <w:rFonts w:ascii="Times New Roman" w:hAnsi="Times New Roman" w:cs="Times New Roman"/>
+        </w:rPr>
+        <w:t xml:space="preserve">RFECV </w:t>
+      </w:r>
+      <w:r>
+        <w:rPr>
+          <w:rFonts w:ascii="Times New Roman" w:hAnsi="Times New Roman" w:cs="Times New Roman"/>
+        </w:rPr>
+        <w:t>+</w:t>
+      </w:r>
+      <w:r>
+        <w:rPr>
+          <w:rFonts w:ascii="Times New Roman" w:hAnsi="Times New Roman" w:cs="Times New Roman"/>
+          <w:b/>
+          <w:bCs/>
+        </w:rPr>
+        <w:t xml:space="preserve"> </w:t>
+      </w:r>
+      <w:proofErr w:type="spellStart"/>
+      <w:r>
+        <w:rPr>
+          <w:rFonts w:ascii="Times New Roman" w:hAnsi="Times New Roman" w:cs="Times New Roman"/>
+        </w:rPr>
+        <w:t>XGBoost</w:t>
+      </w:r>
+      <w:proofErr w:type="spellEnd"/>
+      <w:r>
+        <w:rPr>
+          <w:rFonts w:ascii="Times New Roman" w:hAnsi="Times New Roman" w:cs="Times New Roman"/>
+          <w:b/>
+          <w:bCs/>
+        </w:rPr>
+        <w:t>.</w:t>
+      </w:r>
+    </w:p>
+    <w:p>
+      <w:pPr>
+        <w:pStyle w:val="Compact"/>
+        <w:jc w:val="both"/>
+        <w:rPr>
+          <w:rFonts w:ascii="Times New Roman" w:hAnsi="Times New Roman" w:cs="Times New Roman"/>
+          <w:b/>
+          <w:bCs/>
+        </w:rPr>
+      </w:pPr>
+    </w:p>
+    <w:p>
+      <w:pPr>
+        <w:pStyle w:val="Compact"/>
+        <w:jc w:val="both"/>
+        <w:rPr>
+          <w:rFonts w:ascii="Times New Roman" w:hAnsi="Times New Roman" w:cs="Times New Roman"/>
+          <w:b/>
+          <w:bCs/>
+        </w:rPr>
+      </w:pPr>
+      <w:r>
+        <w:rPr>
+          <w:rFonts w:ascii="Times New Roman" w:hAnsi="Times New Roman" w:cs="Times New Roman"/>
+          <w:b/>
+          <w:bCs/>
+          <w:noProof/>
+        </w:rPr>
+        <w:lastRenderedPageBreak/>
+        <w:drawing>
+          <wp:inline distT="0" distB="0" distL="0" distR="0" wp14:anchorId="5D4140B2" wp14:editId="6662388B">
+            <wp:extent cx="5943600" cy="5138420"/>
+            <wp:effectExtent l="0" t="0" r="0" b="0"/>
+            <wp:docPr id="1865717823" name="Picture 12"/>
+            <wp:cNvGraphicFramePr>
+              <a:graphicFrameLocks xmlns:a="http://schemas.openxmlformats.org/drawingml/2006/main" noChangeAspect="1"/>
+            </wp:cNvGraphicFramePr>
+            <a:graphic xmlns:a="http://schemas.openxmlformats.org/drawingml/2006/main">
+              <a:graphicData uri="http://schemas.openxmlformats.org/drawingml/2006/picture">
+                <pic:pic xmlns:pic="http://schemas.openxmlformats.org/drawingml/2006/picture">
+                  <pic:nvPicPr>
+                    <pic:cNvPr id="1865717823" name="Picture 1865717823"/>
+                    <pic:cNvPicPr/>
+                  </pic:nvPicPr>
+                  <pic:blipFill>
+                    <a:blip r:embed="rId17" cstate="print">
+                      <a:extLst>
+                        <a:ext uri="{28A0092B-C50C-407E-A947-70E740481C1C}">
+                          <a14:useLocalDpi xmlns:a14="http://schemas.microsoft.com/office/drawing/2010/main" val="0"/>
+                        </a:ext>
+                      </a:extLst>
+                    </a:blip>
+                    <a:stretch>
+                      <a:fillRect/>
+                    </a:stretch>
+                  </pic:blipFill>
+                  <pic:spPr>
+                    <a:xfrm>
+                      <a:off x="0" y="0"/>
+                      <a:ext cx="5943600" cy="5138420"/>
+                    </a:xfrm>
+                    <a:prstGeom prst="rect">
+                      <a:avLst/>
+                    </a:prstGeom>
+                  </pic:spPr>
+                </pic:pic>
+              </a:graphicData>
+            </a:graphic>
+          </wp:inline>
+        </w:drawing>
+      </w:r>
+    </w:p>
+    <w:p>
+      <w:pPr>
+        <w:pStyle w:val="Compact"/>
+        <w:jc w:val="both"/>
+        <w:rPr>
+          <w:rFonts w:ascii="Times New Roman" w:hAnsi="Times New Roman" w:cs="Times New Roman"/>
+        </w:rPr>
+      </w:pPr>
+      <w:r>
+        <w:rPr>
+          <w:rFonts w:ascii="Times New Roman" w:hAnsi="Times New Roman" w:cs="Times New Roman"/>
+          <w:b/>
+          <w:bCs/>
+        </w:rPr>
+        <w:t xml:space="preserve">Figure </w:t>
+      </w:r>
+      <w:r>
+        <w:rPr>
+          <w:rFonts w:ascii="Times New Roman" w:hAnsi="Times New Roman" w:cs="Times New Roman"/>
+          <w:b/>
+          <w:bCs/>
+        </w:rPr>
+        <w:t>S</w:t>
+      </w:r>
+      <w:r>
+        <w:rPr>
+          <w:rFonts w:ascii="Times New Roman" w:hAnsi="Times New Roman" w:cs="Times New Roman"/>
+          <w:b/>
+          <w:bCs/>
+        </w:rPr>
+        <w:t>10</w:t>
+      </w:r>
+      <w:r>
+        <w:rPr>
+          <w:rFonts w:ascii="Times New Roman" w:hAnsi="Times New Roman" w:cs="Times New Roman"/>
+          <w:b/>
+          <w:bCs/>
+        </w:rPr>
+        <w:t>:</w:t>
+      </w:r>
+      <w:r>
+        <w:rPr>
+          <w:rFonts w:ascii="Times New Roman" w:hAnsi="Times New Roman" w:cs="Times New Roman"/>
+        </w:rPr>
+        <w:t xml:space="preserve"> SHAP for the </w:t>
+      </w:r>
+      <w:r>
+        <w:rPr>
+          <w:rFonts w:ascii="Times New Roman" w:hAnsi="Times New Roman" w:cs="Times New Roman"/>
+        </w:rPr>
+        <w:t xml:space="preserve">RFECV </w:t>
+      </w:r>
+      <w:r>
+        <w:rPr>
+          <w:rFonts w:ascii="Times New Roman" w:hAnsi="Times New Roman" w:cs="Times New Roman"/>
+        </w:rPr>
+        <w:t>+</w:t>
+      </w:r>
+      <w:r>
+        <w:rPr>
+          <w:rFonts w:ascii="Times New Roman" w:hAnsi="Times New Roman" w:cs="Times New Roman"/>
+          <w:b/>
+          <w:bCs/>
+        </w:rPr>
+        <w:t xml:space="preserve"> </w:t>
+      </w:r>
+      <w:r>
+        <w:rPr>
+          <w:rFonts w:ascii="Times New Roman" w:hAnsi="Times New Roman" w:cs="Times New Roman"/>
+        </w:rPr>
+        <w:t>Random Forest</w:t>
+      </w:r>
+      <w:r>
+        <w:rPr>
+          <w:rFonts w:ascii="Times New Roman" w:hAnsi="Times New Roman" w:cs="Times New Roman"/>
+        </w:rPr>
+        <w:t xml:space="preserve"> model</w:t>
+      </w:r>
+      <w:r>
+        <w:rPr>
+          <w:rFonts w:ascii="Times New Roman" w:hAnsi="Times New Roman" w:cs="Times New Roman"/>
+        </w:rPr>
+        <w:t>.</w:t>
+      </w:r>
+    </w:p>
+    <w:p>
+      <w:pPr>
+        <w:rPr>
+          <w:rFonts w:ascii="Times New Roman" w:hAnsi="Times New Roman" w:cs="Times New Roman"/>
+          <w:b/>
+          <w:bCs/>
+        </w:rPr>
+      </w:pPr>
+    </w:p>
+    <w:p>
+      <w:pPr>
+        <w:rPr>
+          <w:rFonts w:ascii="Times New Roman" w:hAnsi="Times New Roman" w:cs="Times New Roman"/>
+        </w:rPr>
+      </w:pPr>
+      <w:r>
+        <w:rPr>
+          <w:rFonts w:ascii="Times New Roman" w:hAnsi="Times New Roman" w:cs="Times New Roman"/>
+          <w:b/>
+          <w:bCs/>
+        </w:rPr>
         <w:t>Table S8</w:t>
       </w:r>
       <w:r>
         <w:rPr>
           <w:rFonts w:ascii="Times New Roman" w:hAnsi="Times New Roman" w:cs="Times New Roman"/>
         </w:rPr>
-        <w:t xml:space="preserve">. Emission Photon Energy — RFECV (31 </w:t>
-      </w:r>
-      <w:proofErr w:type="gramStart"/>
-      <w:r>
-        <w:rPr>
-          <w:rFonts w:ascii="Times New Roman" w:hAnsi="Times New Roman" w:cs="Times New Roman"/>
-        </w:rPr>
-        <w:t>features)+</w:t>
-      </w:r>
-      <w:proofErr w:type="gramEnd"/>
+        <w:t>. Emission Photon Energy — RFECV (31 features)</w:t>
+      </w:r>
       <w:r>
         <w:rPr>
           <w:rFonts w:ascii="Times New Roman" w:hAnsi="Times New Roman" w:cs="Times New Roman"/>
         </w:rPr>
         <w:t xml:space="preserve"> </w:t>
+      </w:r>
+      <w:r>
+        <w:rPr>
+          <w:rFonts w:ascii="Times New Roman" w:hAnsi="Times New Roman" w:cs="Times New Roman"/>
+        </w:rPr>
+        <w:t xml:space="preserve">+ </w:t>
       </w:r>
       <w:r>
         <w:rPr>
@@ -6520,20 +7886,16 @@
           <w:i/>
           <w:iCs/>
         </w:rPr>
-        <w:t>add_hydrogens_baseline_</w:t>
-      </w:r>
-      <w:proofErr w:type="gramStart"/>
+        <w:t>add_hydrogens_baseline_rfecv.ipynb</w:t>
+      </w:r>
+      <w:proofErr w:type="spellEnd"/>
       <w:r>
         <w:rPr>
           <w:rStyle w:val="VerbatimChar"/>
           <w:rFonts w:ascii="Times New Roman" w:hAnsi="Times New Roman" w:cs="Times New Roman"/>
-          <w:i/>
-          <w:iCs/>
-        </w:rPr>
-        <w:t>rfecv.ipynb</w:t>
-      </w:r>
-      <w:proofErr w:type="spellEnd"/>
-      <w:proofErr w:type="gramEnd"/>
+        </w:rPr>
+        <w:t>.</w:t>
+      </w:r>
     </w:p>
     <w:tbl>
       <w:tblPr>
@@ -7171,23 +8533,816 @@
     </w:p>
     <w:p>
       <w:pPr>
-        <w:rPr>
-          <w:rFonts w:ascii="Times New Roman" w:hAnsi="Times New Roman" w:cs="Times New Roman"/>
-        </w:rPr>
-      </w:pPr>
-      <w:r>
+        <w:pStyle w:val="Compact"/>
+        <w:jc w:val="both"/>
         <w:rPr>
           <w:rFonts w:ascii="Times New Roman" w:hAnsi="Times New Roman" w:cs="Times New Roman"/>
           <w:b/>
           <w:bCs/>
         </w:rPr>
-        <w:t>Table S</w:t>
-      </w:r>
+      </w:pPr>
       <w:r>
         <w:rPr>
           <w:rFonts w:ascii="Times New Roman" w:hAnsi="Times New Roman" w:cs="Times New Roman"/>
           <w:b/>
           <w:bCs/>
+          <w:noProof/>
+        </w:rPr>
+        <w:lastRenderedPageBreak/>
+        <w:drawing>
+          <wp:inline distT="0" distB="0" distL="0" distR="0" wp14:anchorId="661646AD" wp14:editId="6633BBF8">
+            <wp:extent cx="5943600" cy="6442075"/>
+            <wp:effectExtent l="0" t="0" r="0" b="0"/>
+            <wp:docPr id="187078748" name="Picture 14"/>
+            <wp:cNvGraphicFramePr>
+              <a:graphicFrameLocks xmlns:a="http://schemas.openxmlformats.org/drawingml/2006/main" noChangeAspect="1"/>
+            </wp:cNvGraphicFramePr>
+            <a:graphic xmlns:a="http://schemas.openxmlformats.org/drawingml/2006/main">
+              <a:graphicData uri="http://schemas.openxmlformats.org/drawingml/2006/picture">
+                <pic:pic xmlns:pic="http://schemas.openxmlformats.org/drawingml/2006/picture">
+                  <pic:nvPicPr>
+                    <pic:cNvPr id="187078748" name="Picture 187078748"/>
+                    <pic:cNvPicPr/>
+                  </pic:nvPicPr>
+                  <pic:blipFill>
+                    <a:blip r:embed="rId18" cstate="print">
+                      <a:extLst>
+                        <a:ext uri="{28A0092B-C50C-407E-A947-70E740481C1C}">
+                          <a14:useLocalDpi xmlns:a14="http://schemas.microsoft.com/office/drawing/2010/main" val="0"/>
+                        </a:ext>
+                      </a:extLst>
+                    </a:blip>
+                    <a:stretch>
+                      <a:fillRect/>
+                    </a:stretch>
+                  </pic:blipFill>
+                  <pic:spPr>
+                    <a:xfrm>
+                      <a:off x="0" y="0"/>
+                      <a:ext cx="5943600" cy="6442075"/>
+                    </a:xfrm>
+                    <a:prstGeom prst="rect">
+                      <a:avLst/>
+                    </a:prstGeom>
+                  </pic:spPr>
+                </pic:pic>
+              </a:graphicData>
+            </a:graphic>
+          </wp:inline>
+        </w:drawing>
+      </w:r>
+    </w:p>
+    <w:p>
+      <w:pPr>
+        <w:pStyle w:val="Compact"/>
+        <w:jc w:val="both"/>
+        <w:rPr>
+          <w:rFonts w:ascii="Times New Roman" w:hAnsi="Times New Roman" w:cs="Times New Roman"/>
+        </w:rPr>
+      </w:pPr>
+      <w:r>
+        <w:rPr>
+          <w:rFonts w:ascii="Times New Roman" w:hAnsi="Times New Roman" w:cs="Times New Roman"/>
+          <w:b/>
+          <w:bCs/>
+        </w:rPr>
+        <w:t xml:space="preserve">Figure </w:t>
+      </w:r>
+      <w:r>
+        <w:rPr>
+          <w:rFonts w:ascii="Times New Roman" w:hAnsi="Times New Roman" w:cs="Times New Roman"/>
+          <w:b/>
+          <w:bCs/>
+        </w:rPr>
+        <w:t>S1</w:t>
+      </w:r>
+      <w:r>
+        <w:rPr>
+          <w:rFonts w:ascii="Times New Roman" w:hAnsi="Times New Roman" w:cs="Times New Roman"/>
+          <w:b/>
+          <w:bCs/>
+        </w:rPr>
+        <w:t>1</w:t>
+      </w:r>
+      <w:r>
+        <w:rPr>
+          <w:rFonts w:ascii="Times New Roman" w:hAnsi="Times New Roman" w:cs="Times New Roman"/>
+          <w:b/>
+          <w:bCs/>
+        </w:rPr>
+        <w:t>:</w:t>
+      </w:r>
+      <w:r>
+        <w:rPr>
+          <w:rFonts w:ascii="Times New Roman" w:hAnsi="Times New Roman" w:cs="Times New Roman"/>
+        </w:rPr>
+        <w:t xml:space="preserve"> SHAP for the </w:t>
+      </w:r>
+      <w:r>
+        <w:rPr>
+          <w:rFonts w:ascii="Times New Roman" w:hAnsi="Times New Roman" w:cs="Times New Roman"/>
+        </w:rPr>
+        <w:t xml:space="preserve">RFECV </w:t>
+      </w:r>
+      <w:r>
+        <w:rPr>
+          <w:rFonts w:ascii="Times New Roman" w:hAnsi="Times New Roman" w:cs="Times New Roman"/>
+        </w:rPr>
+        <w:t>+</w:t>
+      </w:r>
+      <w:r>
+        <w:rPr>
+          <w:rFonts w:ascii="Times New Roman" w:hAnsi="Times New Roman" w:cs="Times New Roman"/>
+          <w:b/>
+          <w:bCs/>
+        </w:rPr>
+        <w:t xml:space="preserve"> </w:t>
+      </w:r>
+      <w:r>
+        <w:rPr>
+          <w:rFonts w:ascii="Times New Roman" w:hAnsi="Times New Roman" w:cs="Times New Roman"/>
+        </w:rPr>
+        <w:t>Gaussian Process</w:t>
+      </w:r>
+      <w:r>
+        <w:rPr>
+          <w:rFonts w:ascii="Times New Roman" w:hAnsi="Times New Roman" w:cs="Times New Roman"/>
+        </w:rPr>
+        <w:t xml:space="preserve"> </w:t>
+      </w:r>
+      <w:r>
+        <w:rPr>
+          <w:rFonts w:ascii="Times New Roman" w:hAnsi="Times New Roman" w:cs="Times New Roman"/>
+        </w:rPr>
+        <w:t>model</w:t>
+      </w:r>
+      <w:r>
+        <w:rPr>
+          <w:rFonts w:ascii="Times New Roman" w:hAnsi="Times New Roman" w:cs="Times New Roman"/>
+        </w:rPr>
+        <w:t xml:space="preserve"> without hyperparameter tuning</w:t>
+      </w:r>
+      <w:r>
+        <w:rPr>
+          <w:rFonts w:ascii="Times New Roman" w:hAnsi="Times New Roman" w:cs="Times New Roman"/>
+        </w:rPr>
+        <w:t>.</w:t>
+      </w:r>
+    </w:p>
+    <w:p>
+      <w:pPr>
+        <w:pStyle w:val="Compact"/>
+        <w:jc w:val="both"/>
+        <w:rPr>
+          <w:rFonts w:ascii="Times New Roman" w:hAnsi="Times New Roman" w:cs="Times New Roman"/>
+        </w:rPr>
+      </w:pPr>
+    </w:p>
+    <w:p>
+      <w:pPr>
+        <w:pStyle w:val="Compact"/>
+        <w:jc w:val="both"/>
+        <w:rPr>
+          <w:rFonts w:ascii="Times New Roman" w:hAnsi="Times New Roman" w:cs="Times New Roman"/>
+        </w:rPr>
+      </w:pPr>
+      <w:r>
+        <w:rPr>
+          <w:rFonts w:ascii="Times New Roman" w:hAnsi="Times New Roman" w:cs="Times New Roman"/>
+          <w:noProof/>
+        </w:rPr>
+        <w:lastRenderedPageBreak/>
+        <w:drawing>
+          <wp:inline distT="0" distB="0" distL="0" distR="0" wp14:anchorId="075B405A" wp14:editId="7D41F3D2">
+            <wp:extent cx="5943600" cy="5320665"/>
+            <wp:effectExtent l="0" t="0" r="0" b="0"/>
+            <wp:docPr id="1119515309" name="Picture 15"/>
+            <wp:cNvGraphicFramePr>
+              <a:graphicFrameLocks xmlns:a="http://schemas.openxmlformats.org/drawingml/2006/main" noChangeAspect="1"/>
+            </wp:cNvGraphicFramePr>
+            <a:graphic xmlns:a="http://schemas.openxmlformats.org/drawingml/2006/main">
+              <a:graphicData uri="http://schemas.openxmlformats.org/drawingml/2006/picture">
+                <pic:pic xmlns:pic="http://schemas.openxmlformats.org/drawingml/2006/picture">
+                  <pic:nvPicPr>
+                    <pic:cNvPr id="1119515309" name="Picture 1119515309"/>
+                    <pic:cNvPicPr/>
+                  </pic:nvPicPr>
+                  <pic:blipFill>
+                    <a:blip r:embed="rId19" cstate="print">
+                      <a:extLst>
+                        <a:ext uri="{28A0092B-C50C-407E-A947-70E740481C1C}">
+                          <a14:useLocalDpi xmlns:a14="http://schemas.microsoft.com/office/drawing/2010/main" val="0"/>
+                        </a:ext>
+                      </a:extLst>
+                    </a:blip>
+                    <a:stretch>
+                      <a:fillRect/>
+                    </a:stretch>
+                  </pic:blipFill>
+                  <pic:spPr>
+                    <a:xfrm>
+                      <a:off x="0" y="0"/>
+                      <a:ext cx="5943600" cy="5320665"/>
+                    </a:xfrm>
+                    <a:prstGeom prst="rect">
+                      <a:avLst/>
+                    </a:prstGeom>
+                  </pic:spPr>
+                </pic:pic>
+              </a:graphicData>
+            </a:graphic>
+          </wp:inline>
+        </w:drawing>
+      </w:r>
+    </w:p>
+    <w:p>
+      <w:pPr>
+        <w:pStyle w:val="Compact"/>
+        <w:jc w:val="both"/>
+        <w:rPr>
+          <w:rFonts w:ascii="Times New Roman" w:hAnsi="Times New Roman" w:cs="Times New Roman"/>
+        </w:rPr>
+      </w:pPr>
+      <w:r>
+        <w:rPr>
+          <w:rFonts w:ascii="Times New Roman" w:hAnsi="Times New Roman" w:cs="Times New Roman"/>
+          <w:b/>
+          <w:bCs/>
+        </w:rPr>
+        <w:t xml:space="preserve">Figure </w:t>
+      </w:r>
+      <w:r>
+        <w:rPr>
+          <w:rFonts w:ascii="Times New Roman" w:hAnsi="Times New Roman" w:cs="Times New Roman"/>
+          <w:b/>
+          <w:bCs/>
+        </w:rPr>
+        <w:t>S1</w:t>
+      </w:r>
+      <w:r>
+        <w:rPr>
+          <w:rFonts w:ascii="Times New Roman" w:hAnsi="Times New Roman" w:cs="Times New Roman"/>
+          <w:b/>
+          <w:bCs/>
+        </w:rPr>
+        <w:t>2</w:t>
+      </w:r>
+      <w:r>
+        <w:rPr>
+          <w:rFonts w:ascii="Times New Roman" w:hAnsi="Times New Roman" w:cs="Times New Roman"/>
+          <w:b/>
+          <w:bCs/>
+        </w:rPr>
+        <w:t>:</w:t>
+      </w:r>
+      <w:r>
+        <w:rPr>
+          <w:rFonts w:ascii="Times New Roman" w:hAnsi="Times New Roman" w:cs="Times New Roman"/>
+        </w:rPr>
+        <w:t xml:space="preserve"> SHAP for the </w:t>
+      </w:r>
+      <w:r>
+        <w:rPr>
+          <w:rFonts w:ascii="Times New Roman" w:hAnsi="Times New Roman" w:cs="Times New Roman"/>
+        </w:rPr>
+        <w:t xml:space="preserve">RFECV </w:t>
+      </w:r>
+      <w:r>
+        <w:rPr>
+          <w:rFonts w:ascii="Times New Roman" w:hAnsi="Times New Roman" w:cs="Times New Roman"/>
+        </w:rPr>
+        <w:t>+</w:t>
+      </w:r>
+      <w:r>
+        <w:rPr>
+          <w:rFonts w:ascii="Times New Roman" w:hAnsi="Times New Roman" w:cs="Times New Roman"/>
+          <w:b/>
+          <w:bCs/>
+        </w:rPr>
+        <w:t xml:space="preserve"> </w:t>
+      </w:r>
+      <w:proofErr w:type="spellStart"/>
+      <w:r>
+        <w:rPr>
+          <w:rFonts w:ascii="Times New Roman" w:hAnsi="Times New Roman" w:cs="Times New Roman"/>
+        </w:rPr>
+        <w:t>CatBoost</w:t>
+      </w:r>
+      <w:proofErr w:type="spellEnd"/>
+      <w:r>
+        <w:rPr>
+          <w:rFonts w:ascii="Times New Roman" w:hAnsi="Times New Roman" w:cs="Times New Roman"/>
+        </w:rPr>
+        <w:t xml:space="preserve">  </w:t>
+      </w:r>
+      <w:r>
+        <w:rPr>
+          <w:rFonts w:ascii="Times New Roman" w:hAnsi="Times New Roman" w:cs="Times New Roman"/>
+        </w:rPr>
+        <w:t>model without hyperparameter tuning</w:t>
+      </w:r>
+      <w:r>
+        <w:rPr>
+          <w:rFonts w:ascii="Times New Roman" w:hAnsi="Times New Roman" w:cs="Times New Roman"/>
+        </w:rPr>
+        <w:t>.</w:t>
+      </w:r>
+    </w:p>
+    <w:p>
+      <w:pPr>
+        <w:pStyle w:val="Compact"/>
+        <w:jc w:val="both"/>
+        <w:rPr>
+          <w:rFonts w:ascii="Times New Roman" w:hAnsi="Times New Roman" w:cs="Times New Roman"/>
+        </w:rPr>
+      </w:pPr>
+    </w:p>
+    <w:p>
+      <w:pPr>
+        <w:pStyle w:val="Compact"/>
+        <w:jc w:val="both"/>
+        <w:rPr>
+          <w:rFonts w:ascii="Times New Roman" w:hAnsi="Times New Roman" w:cs="Times New Roman"/>
+        </w:rPr>
+      </w:pPr>
+      <w:r>
+        <w:rPr>
+          <w:rFonts w:ascii="Times New Roman" w:hAnsi="Times New Roman" w:cs="Times New Roman"/>
+          <w:noProof/>
+        </w:rPr>
+        <w:lastRenderedPageBreak/>
+        <w:drawing>
+          <wp:inline distT="0" distB="0" distL="0" distR="0" wp14:anchorId="5B3B5A5C" wp14:editId="62E4C40C">
+            <wp:extent cx="5943600" cy="6715760"/>
+            <wp:effectExtent l="0" t="0" r="0" b="0"/>
+            <wp:docPr id="504242583" name="Picture 16"/>
+            <wp:cNvGraphicFramePr>
+              <a:graphicFrameLocks xmlns:a="http://schemas.openxmlformats.org/drawingml/2006/main" noChangeAspect="1"/>
+            </wp:cNvGraphicFramePr>
+            <a:graphic xmlns:a="http://schemas.openxmlformats.org/drawingml/2006/main">
+              <a:graphicData uri="http://schemas.openxmlformats.org/drawingml/2006/picture">
+                <pic:pic xmlns:pic="http://schemas.openxmlformats.org/drawingml/2006/picture">
+                  <pic:nvPicPr>
+                    <pic:cNvPr id="504242583" name="Picture 504242583"/>
+                    <pic:cNvPicPr/>
+                  </pic:nvPicPr>
+                  <pic:blipFill>
+                    <a:blip r:embed="rId20" cstate="print">
+                      <a:extLst>
+                        <a:ext uri="{28A0092B-C50C-407E-A947-70E740481C1C}">
+                          <a14:useLocalDpi xmlns:a14="http://schemas.microsoft.com/office/drawing/2010/main" val="0"/>
+                        </a:ext>
+                      </a:extLst>
+                    </a:blip>
+                    <a:stretch>
+                      <a:fillRect/>
+                    </a:stretch>
+                  </pic:blipFill>
+                  <pic:spPr>
+                    <a:xfrm>
+                      <a:off x="0" y="0"/>
+                      <a:ext cx="5943600" cy="6715760"/>
+                    </a:xfrm>
+                    <a:prstGeom prst="rect">
+                      <a:avLst/>
+                    </a:prstGeom>
+                  </pic:spPr>
+                </pic:pic>
+              </a:graphicData>
+            </a:graphic>
+          </wp:inline>
+        </w:drawing>
+      </w:r>
+    </w:p>
+    <w:p>
+      <w:pPr>
+        <w:pStyle w:val="Compact"/>
+        <w:jc w:val="both"/>
+        <w:rPr>
+          <w:rFonts w:ascii="Times New Roman" w:hAnsi="Times New Roman" w:cs="Times New Roman"/>
+        </w:rPr>
+      </w:pPr>
+      <w:r>
+        <w:rPr>
+          <w:rFonts w:ascii="Times New Roman" w:hAnsi="Times New Roman" w:cs="Times New Roman"/>
+          <w:b/>
+          <w:bCs/>
+        </w:rPr>
+        <w:t xml:space="preserve">Figure </w:t>
+      </w:r>
+      <w:r>
+        <w:rPr>
+          <w:rFonts w:ascii="Times New Roman" w:hAnsi="Times New Roman" w:cs="Times New Roman"/>
+          <w:b/>
+          <w:bCs/>
+        </w:rPr>
+        <w:t>S1</w:t>
+      </w:r>
+      <w:r>
+        <w:rPr>
+          <w:rFonts w:ascii="Times New Roman" w:hAnsi="Times New Roman" w:cs="Times New Roman"/>
+          <w:b/>
+          <w:bCs/>
+        </w:rPr>
+        <w:t>3</w:t>
+      </w:r>
+      <w:r>
+        <w:rPr>
+          <w:rFonts w:ascii="Times New Roman" w:hAnsi="Times New Roman" w:cs="Times New Roman"/>
+          <w:b/>
+          <w:bCs/>
+        </w:rPr>
+        <w:t>:</w:t>
+      </w:r>
+      <w:r>
+        <w:rPr>
+          <w:rFonts w:ascii="Times New Roman" w:hAnsi="Times New Roman" w:cs="Times New Roman"/>
+        </w:rPr>
+        <w:t xml:space="preserve"> SHAP for the </w:t>
+      </w:r>
+      <w:r>
+        <w:rPr>
+          <w:rFonts w:ascii="Times New Roman" w:hAnsi="Times New Roman" w:cs="Times New Roman"/>
+        </w:rPr>
+        <w:t xml:space="preserve">RFECV </w:t>
+      </w:r>
+      <w:r>
+        <w:rPr>
+          <w:rFonts w:ascii="Times New Roman" w:hAnsi="Times New Roman" w:cs="Times New Roman"/>
+        </w:rPr>
+        <w:t>+</w:t>
+      </w:r>
+      <w:r>
+        <w:rPr>
+          <w:rFonts w:ascii="Times New Roman" w:hAnsi="Times New Roman" w:cs="Times New Roman"/>
+          <w:b/>
+          <w:bCs/>
+        </w:rPr>
+        <w:t xml:space="preserve"> </w:t>
+      </w:r>
+      <w:r>
+        <w:rPr>
+          <w:rFonts w:ascii="Times New Roman" w:hAnsi="Times New Roman" w:cs="Times New Roman"/>
+        </w:rPr>
+        <w:t>SVR (RBF)</w:t>
+      </w:r>
+      <w:r>
+        <w:rPr>
+          <w:rFonts w:ascii="Times New Roman" w:hAnsi="Times New Roman" w:cs="Times New Roman"/>
+        </w:rPr>
+        <w:t xml:space="preserve"> </w:t>
+      </w:r>
+      <w:r>
+        <w:rPr>
+          <w:rFonts w:ascii="Times New Roman" w:hAnsi="Times New Roman" w:cs="Times New Roman"/>
+        </w:rPr>
+        <w:t>without hyperparameter tuning</w:t>
+      </w:r>
+      <w:r>
+        <w:rPr>
+          <w:rFonts w:ascii="Times New Roman" w:hAnsi="Times New Roman" w:cs="Times New Roman"/>
+        </w:rPr>
+        <w:t>.</w:t>
+      </w:r>
+    </w:p>
+    <w:p>
+      <w:pPr>
+        <w:pStyle w:val="Compact"/>
+        <w:jc w:val="both"/>
+        <w:rPr>
+          <w:rFonts w:ascii="Times New Roman" w:hAnsi="Times New Roman" w:cs="Times New Roman"/>
+        </w:rPr>
+      </w:pPr>
+    </w:p>
+    <w:p>
+      <w:pPr>
+        <w:pStyle w:val="Compact"/>
+        <w:jc w:val="both"/>
+        <w:rPr>
+          <w:rFonts w:ascii="Times New Roman" w:hAnsi="Times New Roman" w:cs="Times New Roman"/>
+        </w:rPr>
+      </w:pPr>
+      <w:r>
+        <w:rPr>
+          <w:rFonts w:ascii="Times New Roman" w:hAnsi="Times New Roman" w:cs="Times New Roman"/>
+          <w:noProof/>
+        </w:rPr>
+        <w:lastRenderedPageBreak/>
+        <w:drawing>
+          <wp:inline distT="0" distB="0" distL="0" distR="0" wp14:anchorId="02F0CAD9" wp14:editId="7E2169CC">
+            <wp:extent cx="5943600" cy="5335905"/>
+            <wp:effectExtent l="0" t="0" r="0" b="0"/>
+            <wp:docPr id="2054103016" name="Picture 17"/>
+            <wp:cNvGraphicFramePr>
+              <a:graphicFrameLocks xmlns:a="http://schemas.openxmlformats.org/drawingml/2006/main" noChangeAspect="1"/>
+            </wp:cNvGraphicFramePr>
+            <a:graphic xmlns:a="http://schemas.openxmlformats.org/drawingml/2006/main">
+              <a:graphicData uri="http://schemas.openxmlformats.org/drawingml/2006/picture">
+                <pic:pic xmlns:pic="http://schemas.openxmlformats.org/drawingml/2006/picture">
+                  <pic:nvPicPr>
+                    <pic:cNvPr id="2054103016" name="Picture 2054103016"/>
+                    <pic:cNvPicPr/>
+                  </pic:nvPicPr>
+                  <pic:blipFill>
+                    <a:blip r:embed="rId21" cstate="print">
+                      <a:extLst>
+                        <a:ext uri="{28A0092B-C50C-407E-A947-70E740481C1C}">
+                          <a14:useLocalDpi xmlns:a14="http://schemas.microsoft.com/office/drawing/2010/main" val="0"/>
+                        </a:ext>
+                      </a:extLst>
+                    </a:blip>
+                    <a:stretch>
+                      <a:fillRect/>
+                    </a:stretch>
+                  </pic:blipFill>
+                  <pic:spPr>
+                    <a:xfrm>
+                      <a:off x="0" y="0"/>
+                      <a:ext cx="5943600" cy="5335905"/>
+                    </a:xfrm>
+                    <a:prstGeom prst="rect">
+                      <a:avLst/>
+                    </a:prstGeom>
+                  </pic:spPr>
+                </pic:pic>
+              </a:graphicData>
+            </a:graphic>
+          </wp:inline>
+        </w:drawing>
+      </w:r>
+    </w:p>
+    <w:p>
+      <w:pPr>
+        <w:pStyle w:val="Compact"/>
+        <w:jc w:val="both"/>
+        <w:rPr>
+          <w:rFonts w:ascii="Times New Roman" w:hAnsi="Times New Roman" w:cs="Times New Roman"/>
+        </w:rPr>
+      </w:pPr>
+      <w:r>
+        <w:rPr>
+          <w:rFonts w:ascii="Times New Roman" w:hAnsi="Times New Roman" w:cs="Times New Roman"/>
+          <w:b/>
+          <w:bCs/>
+        </w:rPr>
+        <w:t xml:space="preserve">Figure </w:t>
+      </w:r>
+      <w:r>
+        <w:rPr>
+          <w:rFonts w:ascii="Times New Roman" w:hAnsi="Times New Roman" w:cs="Times New Roman"/>
+          <w:b/>
+          <w:bCs/>
+        </w:rPr>
+        <w:t>S1</w:t>
+      </w:r>
+      <w:r>
+        <w:rPr>
+          <w:rFonts w:ascii="Times New Roman" w:hAnsi="Times New Roman" w:cs="Times New Roman"/>
+          <w:b/>
+          <w:bCs/>
+        </w:rPr>
+        <w:t>4</w:t>
+      </w:r>
+      <w:r>
+        <w:rPr>
+          <w:rFonts w:ascii="Times New Roman" w:hAnsi="Times New Roman" w:cs="Times New Roman"/>
+          <w:b/>
+          <w:bCs/>
+        </w:rPr>
+        <w:t>:</w:t>
+      </w:r>
+      <w:r>
+        <w:rPr>
+          <w:rFonts w:ascii="Times New Roman" w:hAnsi="Times New Roman" w:cs="Times New Roman"/>
+        </w:rPr>
+        <w:t xml:space="preserve"> SHAP for the </w:t>
+      </w:r>
+      <w:r>
+        <w:rPr>
+          <w:rFonts w:ascii="Times New Roman" w:hAnsi="Times New Roman" w:cs="Times New Roman"/>
+        </w:rPr>
+        <w:t xml:space="preserve">RFECV </w:t>
+      </w:r>
+      <w:r>
+        <w:rPr>
+          <w:rFonts w:ascii="Times New Roman" w:hAnsi="Times New Roman" w:cs="Times New Roman"/>
+        </w:rPr>
+        <w:t>+</w:t>
+      </w:r>
+      <w:r>
+        <w:rPr>
+          <w:rFonts w:ascii="Times New Roman" w:hAnsi="Times New Roman" w:cs="Times New Roman"/>
+          <w:b/>
+          <w:bCs/>
+        </w:rPr>
+        <w:t xml:space="preserve"> </w:t>
+      </w:r>
+      <w:proofErr w:type="spellStart"/>
+      <w:r>
+        <w:rPr>
+          <w:rFonts w:ascii="Times New Roman" w:hAnsi="Times New Roman" w:cs="Times New Roman"/>
+        </w:rPr>
+        <w:t>XGBoost</w:t>
+      </w:r>
+      <w:proofErr w:type="spellEnd"/>
+      <w:r>
+        <w:rPr>
+          <w:rFonts w:ascii="Times New Roman" w:hAnsi="Times New Roman" w:cs="Times New Roman"/>
+        </w:rPr>
+        <w:t xml:space="preserve"> without hyperparameter tuning</w:t>
+      </w:r>
+      <w:r>
+        <w:rPr>
+          <w:rFonts w:ascii="Times New Roman" w:hAnsi="Times New Roman" w:cs="Times New Roman"/>
+        </w:rPr>
+        <w:t>.</w:t>
+      </w:r>
+    </w:p>
+    <w:p>
+      <w:pPr>
+        <w:pStyle w:val="Compact"/>
+        <w:jc w:val="both"/>
+        <w:rPr>
+          <w:rFonts w:ascii="Times New Roman" w:hAnsi="Times New Roman" w:cs="Times New Roman"/>
+        </w:rPr>
+      </w:pPr>
+    </w:p>
+    <w:p>
+      <w:pPr>
+        <w:pStyle w:val="Compact"/>
+        <w:jc w:val="both"/>
+        <w:rPr>
+          <w:rFonts w:ascii="Times New Roman" w:hAnsi="Times New Roman" w:cs="Times New Roman"/>
+        </w:rPr>
+      </w:pPr>
+      <w:r>
+        <w:rPr>
+          <w:rFonts w:ascii="Times New Roman" w:hAnsi="Times New Roman" w:cs="Times New Roman"/>
+          <w:noProof/>
+        </w:rPr>
+        <w:lastRenderedPageBreak/>
+        <w:drawing>
+          <wp:inline distT="0" distB="0" distL="0" distR="0" wp14:anchorId="52157E90" wp14:editId="2EE0B8E1">
+            <wp:extent cx="5943600" cy="5138420"/>
+            <wp:effectExtent l="0" t="0" r="0" b="0"/>
+            <wp:docPr id="1805830489" name="Picture 18"/>
+            <wp:cNvGraphicFramePr>
+              <a:graphicFrameLocks xmlns:a="http://schemas.openxmlformats.org/drawingml/2006/main" noChangeAspect="1"/>
+            </wp:cNvGraphicFramePr>
+            <a:graphic xmlns:a="http://schemas.openxmlformats.org/drawingml/2006/main">
+              <a:graphicData uri="http://schemas.openxmlformats.org/drawingml/2006/picture">
+                <pic:pic xmlns:pic="http://schemas.openxmlformats.org/drawingml/2006/picture">
+                  <pic:nvPicPr>
+                    <pic:cNvPr id="1805830489" name="Picture 1805830489"/>
+                    <pic:cNvPicPr/>
+                  </pic:nvPicPr>
+                  <pic:blipFill>
+                    <a:blip r:embed="rId22" cstate="print">
+                      <a:extLst>
+                        <a:ext uri="{28A0092B-C50C-407E-A947-70E740481C1C}">
+                          <a14:useLocalDpi xmlns:a14="http://schemas.microsoft.com/office/drawing/2010/main" val="0"/>
+                        </a:ext>
+                      </a:extLst>
+                    </a:blip>
+                    <a:stretch>
+                      <a:fillRect/>
+                    </a:stretch>
+                  </pic:blipFill>
+                  <pic:spPr>
+                    <a:xfrm>
+                      <a:off x="0" y="0"/>
+                      <a:ext cx="5943600" cy="5138420"/>
+                    </a:xfrm>
+                    <a:prstGeom prst="rect">
+                      <a:avLst/>
+                    </a:prstGeom>
+                  </pic:spPr>
+                </pic:pic>
+              </a:graphicData>
+            </a:graphic>
+          </wp:inline>
+        </w:drawing>
+      </w:r>
+    </w:p>
+    <w:p>
+      <w:pPr>
+        <w:pStyle w:val="Compact"/>
+        <w:jc w:val="both"/>
+        <w:rPr>
+          <w:rFonts w:ascii="Times New Roman" w:hAnsi="Times New Roman" w:cs="Times New Roman"/>
+        </w:rPr>
+      </w:pPr>
+      <w:r>
+        <w:rPr>
+          <w:rFonts w:ascii="Times New Roman" w:hAnsi="Times New Roman" w:cs="Times New Roman"/>
+          <w:b/>
+          <w:bCs/>
+        </w:rPr>
+        <w:t xml:space="preserve">Figure </w:t>
+      </w:r>
+      <w:r>
+        <w:rPr>
+          <w:rFonts w:ascii="Times New Roman" w:hAnsi="Times New Roman" w:cs="Times New Roman"/>
+          <w:b/>
+          <w:bCs/>
+        </w:rPr>
+        <w:t>S1</w:t>
+      </w:r>
+      <w:r>
+        <w:rPr>
+          <w:rFonts w:ascii="Times New Roman" w:hAnsi="Times New Roman" w:cs="Times New Roman"/>
+          <w:b/>
+          <w:bCs/>
+        </w:rPr>
+        <w:t>5</w:t>
+      </w:r>
+      <w:r>
+        <w:rPr>
+          <w:rFonts w:ascii="Times New Roman" w:hAnsi="Times New Roman" w:cs="Times New Roman"/>
+          <w:b/>
+          <w:bCs/>
+        </w:rPr>
+        <w:t>:</w:t>
+      </w:r>
+      <w:r>
+        <w:rPr>
+          <w:rFonts w:ascii="Times New Roman" w:hAnsi="Times New Roman" w:cs="Times New Roman"/>
+        </w:rPr>
+        <w:t xml:space="preserve"> SHAP for the </w:t>
+      </w:r>
+      <w:r>
+        <w:rPr>
+          <w:rFonts w:ascii="Times New Roman" w:hAnsi="Times New Roman" w:cs="Times New Roman"/>
+        </w:rPr>
+        <w:t xml:space="preserve">RFECV </w:t>
+      </w:r>
+      <w:r>
+        <w:rPr>
+          <w:rFonts w:ascii="Times New Roman" w:hAnsi="Times New Roman" w:cs="Times New Roman"/>
+        </w:rPr>
+        <w:t>+</w:t>
+      </w:r>
+      <w:r>
+        <w:rPr>
+          <w:rFonts w:ascii="Times New Roman" w:hAnsi="Times New Roman" w:cs="Times New Roman"/>
+          <w:b/>
+          <w:bCs/>
+        </w:rPr>
+        <w:t xml:space="preserve"> </w:t>
+      </w:r>
+      <w:r>
+        <w:rPr>
+          <w:rFonts w:ascii="Times New Roman" w:hAnsi="Times New Roman" w:cs="Times New Roman"/>
+        </w:rPr>
+        <w:t>Random Forest</w:t>
+      </w:r>
+      <w:r>
+        <w:rPr>
+          <w:rFonts w:ascii="Times New Roman" w:hAnsi="Times New Roman" w:cs="Times New Roman"/>
+        </w:rPr>
+        <w:t xml:space="preserve"> </w:t>
+      </w:r>
+      <w:r>
+        <w:rPr>
+          <w:rFonts w:ascii="Times New Roman" w:hAnsi="Times New Roman" w:cs="Times New Roman"/>
+        </w:rPr>
+        <w:t>without hyperparameter tuning</w:t>
+      </w:r>
+      <w:r>
+        <w:rPr>
+          <w:rFonts w:ascii="Times New Roman" w:hAnsi="Times New Roman" w:cs="Times New Roman"/>
+        </w:rPr>
+        <w:t>.</w:t>
+      </w:r>
+    </w:p>
+    <w:p>
+      <w:pPr>
+        <w:rPr>
+          <w:rFonts w:ascii="Times New Roman" w:hAnsi="Times New Roman" w:cs="Times New Roman"/>
+          <w:b/>
+          <w:bCs/>
+        </w:rPr>
+      </w:pPr>
+    </w:p>
+    <w:p>
+      <w:pPr>
+        <w:rPr>
+          <w:rFonts w:ascii="Times New Roman" w:hAnsi="Times New Roman" w:cs="Times New Roman"/>
+        </w:rPr>
+      </w:pPr>
+      <w:r>
+        <w:rPr>
+          <w:rFonts w:ascii="Times New Roman" w:hAnsi="Times New Roman" w:cs="Times New Roman"/>
+          <w:b/>
+          <w:bCs/>
+        </w:rPr>
+        <w:t>Table S</w:t>
+      </w:r>
+      <w:r>
+        <w:rPr>
+          <w:rFonts w:ascii="Times New Roman" w:hAnsi="Times New Roman" w:cs="Times New Roman"/>
+          <w:b/>
+          <w:bCs/>
         </w:rPr>
         <w:t>9</w:t>
       </w:r>
@@ -7214,12 +9369,18 @@
           <w:rFonts w:ascii="Times New Roman" w:hAnsi="Times New Roman" w:cs="Times New Roman"/>
         </w:rPr>
         <w:t>models</w:t>
+      </w:r>
+      <w:r>
+        <w:rPr>
+          <w:rFonts w:ascii="Times New Roman" w:hAnsi="Times New Roman" w:cs="Times New Roman"/>
+        </w:rPr>
+        <w:t>.</w:t>
       </w:r>
     </w:p>
     <w:tbl>
       <w:tblPr>
         <w:tblStyle w:val="Table"/>
-        <w:tblW w:w="9704" w:type="dxa"/>
+        <w:tblW w:w="8807" w:type="dxa"/>
         <w:tblBorders>
           <w:top w:val="single" w:sz="4" w:space="0" w:color="auto"/>
           <w:left w:val="single" w:sz="4" w:space="0" w:color="auto"/>
@@ -7231,10 +9392,9 @@
         <w:tblLook w:val="0020" w:firstRow="1" w:lastRow="0" w:firstColumn="0" w:lastColumn="0" w:noHBand="0" w:noVBand="0"/>
       </w:tblPr>
       <w:tblGrid>
-        <w:gridCol w:w="4550"/>
-        <w:gridCol w:w="1801"/>
-        <w:gridCol w:w="897"/>
-        <w:gridCol w:w="830"/>
+        <w:gridCol w:w="3948"/>
+        <w:gridCol w:w="1457"/>
+        <w:gridCol w:w="1776"/>
         <w:gridCol w:w="756"/>
         <w:gridCol w:w="870"/>
       </w:tblGrid>
@@ -7245,10 +9405,7 @@
         </w:trPr>
         <w:tc>
           <w:tcPr>
-            <w:tcW w:w="3369" w:type="dxa"/>
-            <w:tcBorders>
-              <w:bottom w:val="none" w:sz="0" w:space="0" w:color="auto"/>
-            </w:tcBorders>
+            <w:tcW w:w="3948" w:type="dxa"/>
           </w:tcPr>
           <w:p>
             <w:pPr>
@@ -7267,10 +9424,7 @@
         </w:tc>
         <w:tc>
           <w:tcPr>
-            <w:tcW w:w="2941" w:type="dxa"/>
-            <w:tcBorders>
-              <w:bottom w:val="none" w:sz="0" w:space="0" w:color="auto"/>
-            </w:tcBorders>
+            <w:tcW w:w="1457" w:type="dxa"/>
           </w:tcPr>
           <w:p>
             <w:pPr>
@@ -7290,39 +9444,20 @@
         <w:tc>
           <w:tcPr>
             <w:tcW w:w="0" w:type="auto"/>
-            <w:tcBorders>
-              <w:bottom w:val="none" w:sz="0" w:space="0" w:color="auto"/>
-            </w:tcBorders>
-          </w:tcPr>
-          <w:p>
-            <w:pPr>
-              <w:pStyle w:val="Compact"/>
-              <w:rPr>
-                <w:rFonts w:ascii="Times New Roman" w:hAnsi="Times New Roman" w:cs="Times New Roman"/>
-              </w:rPr>
-            </w:pPr>
-            <w:r>
-              <w:rPr>
-                <w:rFonts w:ascii="Times New Roman" w:hAnsi="Times New Roman" w:cs="Times New Roman"/>
-              </w:rPr>
-              <w:t>AddHs</w:t>
-            </w:r>
-          </w:p>
-        </w:tc>
-        <w:tc>
-          <w:tcPr>
-            <w:tcW w:w="0" w:type="auto"/>
-            <w:tcBorders>
-              <w:bottom w:val="none" w:sz="0" w:space="0" w:color="auto"/>
-            </w:tcBorders>
-          </w:tcPr>
-          <w:p>
-            <w:pPr>
-              <w:pStyle w:val="Compact"/>
-              <w:rPr>
-                <w:rFonts w:ascii="Times New Roman" w:hAnsi="Times New Roman" w:cs="Times New Roman"/>
-              </w:rPr>
-            </w:pPr>
+          </w:tcPr>
+          <w:p>
+            <w:pPr>
+              <w:pStyle w:val="Compact"/>
+              <w:rPr>
+                <w:rFonts w:ascii="Times New Roman" w:hAnsi="Times New Roman" w:cs="Times New Roman"/>
+              </w:rPr>
+            </w:pPr>
+            <w:r>
+              <w:rPr>
+                <w:rFonts w:ascii="Times New Roman" w:hAnsi="Times New Roman" w:cs="Times New Roman"/>
+              </w:rPr>
+              <w:t xml:space="preserve">Hyperparameter </w:t>
+            </w:r>
             <w:r>
               <w:rPr>
                 <w:rFonts w:ascii="Times New Roman" w:hAnsi="Times New Roman" w:cs="Times New Roman"/>
@@ -7334,9 +9469,6 @@
         <w:tc>
           <w:tcPr>
             <w:tcW w:w="0" w:type="auto"/>
-            <w:tcBorders>
-              <w:bottom w:val="none" w:sz="0" w:space="0" w:color="auto"/>
-            </w:tcBorders>
           </w:tcPr>
           <w:p>
             <w:pPr>
@@ -7364,9 +9496,6 @@
         <w:tc>
           <w:tcPr>
             <w:tcW w:w="0" w:type="auto"/>
-            <w:tcBorders>
-              <w:bottom w:val="none" w:sz="0" w:space="0" w:color="auto"/>
-            </w:tcBorders>
           </w:tcPr>
           <w:p>
             <w:pPr>
@@ -7387,50 +9516,38 @@
       <w:tr>
         <w:tc>
           <w:tcPr>
-            <w:tcW w:w="3369" w:type="dxa"/>
-          </w:tcPr>
-          <w:p>
-            <w:pPr>
-              <w:pStyle w:val="Compact"/>
-              <w:rPr>
-                <w:rFonts w:ascii="Times New Roman" w:hAnsi="Times New Roman" w:cs="Times New Roman"/>
-              </w:rPr>
-            </w:pPr>
+            <w:tcW w:w="3948" w:type="dxa"/>
+          </w:tcPr>
+          <w:p>
+            <w:pPr>
+              <w:pStyle w:val="Compact"/>
+              <w:rPr>
+                <w:rFonts w:ascii="Times New Roman" w:hAnsi="Times New Roman" w:cs="Times New Roman"/>
+              </w:rPr>
+            </w:pPr>
+            <w:proofErr w:type="spellStart"/>
             <w:r>
               <w:rPr>
                 <w:rFonts w:ascii="Times New Roman" w:hAnsi="Times New Roman" w:cs="Times New Roman"/>
                 <w:b/>
                 <w:bCs/>
               </w:rPr>
-              <w:lastRenderedPageBreak/>
-              <w:t>add_hydrogens_tuned_select_from_model</w:t>
-            </w:r>
-          </w:p>
-        </w:tc>
-        <w:tc>
-          <w:tcPr>
-            <w:tcW w:w="2941" w:type="dxa"/>
-          </w:tcPr>
-          <w:p>
-            <w:pPr>
-              <w:pStyle w:val="Compact"/>
-              <w:rPr>
-                <w:rFonts w:ascii="Times New Roman" w:hAnsi="Times New Roman" w:cs="Times New Roman"/>
-              </w:rPr>
-            </w:pPr>
+              <w:t>select_from_model</w:t>
+            </w:r>
+            <w:proofErr w:type="spellEnd"/>
             <w:r>
               <w:rPr>
                 <w:rFonts w:ascii="Times New Roman" w:hAnsi="Times New Roman" w:cs="Times New Roman"/>
                 <w:b/>
                 <w:bCs/>
               </w:rPr>
-              <w:t>13</w:t>
-            </w:r>
-          </w:p>
-        </w:tc>
-        <w:tc>
-          <w:tcPr>
-            <w:tcW w:w="0" w:type="auto"/>
+              <w:t xml:space="preserve"> + SVR</w:t>
+            </w:r>
+          </w:p>
+        </w:tc>
+        <w:tc>
+          <w:tcPr>
+            <w:tcW w:w="1457" w:type="dxa"/>
           </w:tcPr>
           <w:p>
             <w:pPr>
@@ -7445,7 +9562,7 @@
                 <w:b/>
                 <w:bCs/>
               </w:rPr>
-              <w:t>Yes</w:t>
+              <w:t>13</w:t>
             </w:r>
           </w:p>
         </w:tc>
@@ -7516,26 +9633,26 @@
       <w:tr>
         <w:tc>
           <w:tcPr>
-            <w:tcW w:w="3369" w:type="dxa"/>
-          </w:tcPr>
-          <w:p>
-            <w:pPr>
-              <w:pStyle w:val="Compact"/>
-              <w:rPr>
-                <w:rFonts w:ascii="Times New Roman" w:hAnsi="Times New Roman" w:cs="Times New Roman"/>
-              </w:rPr>
-            </w:pPr>
-            <w:r>
-              <w:rPr>
-                <w:rFonts w:ascii="Times New Roman" w:hAnsi="Times New Roman" w:cs="Times New Roman"/>
-              </w:rPr>
-              <w:t>add_hydrogens_tuned_rfecv</w:t>
-            </w:r>
-          </w:p>
-        </w:tc>
-        <w:tc>
-          <w:tcPr>
-            <w:tcW w:w="2941" w:type="dxa"/>
+            <w:tcW w:w="3948" w:type="dxa"/>
+          </w:tcPr>
+          <w:p>
+            <w:pPr>
+              <w:pStyle w:val="Compact"/>
+              <w:rPr>
+                <w:rFonts w:ascii="Times New Roman" w:hAnsi="Times New Roman" w:cs="Times New Roman"/>
+              </w:rPr>
+            </w:pPr>
+            <w:r>
+              <w:rPr>
+                <w:rFonts w:ascii="Times New Roman" w:hAnsi="Times New Roman" w:cs="Times New Roman"/>
+              </w:rPr>
+              <w:t>RFECV + SVR</w:t>
+            </w:r>
+          </w:p>
+        </w:tc>
+        <w:tc>
+          <w:tcPr>
+            <w:tcW w:w="1457" w:type="dxa"/>
           </w:tcPr>
           <w:p>
             <w:pPr>
@@ -7549,25 +9666,6 @@
                 <w:rFonts w:ascii="Times New Roman" w:hAnsi="Times New Roman" w:cs="Times New Roman"/>
               </w:rPr>
               <w:t>31</w:t>
-            </w:r>
-          </w:p>
-        </w:tc>
-        <w:tc>
-          <w:tcPr>
-            <w:tcW w:w="0" w:type="auto"/>
-          </w:tcPr>
-          <w:p>
-            <w:pPr>
-              <w:pStyle w:val="Compact"/>
-              <w:rPr>
-                <w:rFonts w:ascii="Times New Roman" w:hAnsi="Times New Roman" w:cs="Times New Roman"/>
-              </w:rPr>
-            </w:pPr>
-            <w:r>
-              <w:rPr>
-                <w:rFonts w:ascii="Times New Roman" w:hAnsi="Times New Roman" w:cs="Times New Roman"/>
-              </w:rPr>
-              <w:t>Yes</w:t>
             </w:r>
           </w:p>
         </w:tc>
@@ -7632,28 +9730,26 @@
       <w:tr>
         <w:tc>
           <w:tcPr>
-            <w:tcW w:w="3369" w:type="dxa"/>
-          </w:tcPr>
-          <w:p>
-            <w:pPr>
-              <w:pStyle w:val="Compact"/>
-              <w:rPr>
-                <w:rFonts w:ascii="Times New Roman" w:hAnsi="Times New Roman" w:cs="Times New Roman"/>
-              </w:rPr>
-            </w:pPr>
-            <w:proofErr w:type="spellStart"/>
-            <w:r>
-              <w:rPr>
-                <w:rFonts w:ascii="Times New Roman" w:hAnsi="Times New Roman" w:cs="Times New Roman"/>
-              </w:rPr>
-              <w:t>add_hydrogens_baseline_rfecv</w:t>
-            </w:r>
-            <w:proofErr w:type="spellEnd"/>
-          </w:p>
-        </w:tc>
-        <w:tc>
-          <w:tcPr>
-            <w:tcW w:w="2941" w:type="dxa"/>
+            <w:tcW w:w="3948" w:type="dxa"/>
+          </w:tcPr>
+          <w:p>
+            <w:pPr>
+              <w:pStyle w:val="Compact"/>
+              <w:rPr>
+                <w:rFonts w:ascii="Times New Roman" w:hAnsi="Times New Roman" w:cs="Times New Roman"/>
+              </w:rPr>
+            </w:pPr>
+            <w:r>
+              <w:rPr>
+                <w:rFonts w:ascii="Times New Roman" w:hAnsi="Times New Roman" w:cs="Times New Roman"/>
+              </w:rPr>
+              <w:t>RFECV + SVR</w:t>
+            </w:r>
+          </w:p>
+        </w:tc>
+        <w:tc>
+          <w:tcPr>
+            <w:tcW w:w="1457" w:type="dxa"/>
           </w:tcPr>
           <w:p>
             <w:pPr>
@@ -7667,25 +9763,6 @@
                 <w:rFonts w:ascii="Times New Roman" w:hAnsi="Times New Roman" w:cs="Times New Roman"/>
               </w:rPr>
               <w:t>31</w:t>
-            </w:r>
-          </w:p>
-        </w:tc>
-        <w:tc>
-          <w:tcPr>
-            <w:tcW w:w="0" w:type="auto"/>
-          </w:tcPr>
-          <w:p>
-            <w:pPr>
-              <w:pStyle w:val="Compact"/>
-              <w:rPr>
-                <w:rFonts w:ascii="Times New Roman" w:hAnsi="Times New Roman" w:cs="Times New Roman"/>
-              </w:rPr>
-            </w:pPr>
-            <w:r>
-              <w:rPr>
-                <w:rFonts w:ascii="Times New Roman" w:hAnsi="Times New Roman" w:cs="Times New Roman"/>
-              </w:rPr>
-              <w:t>Yes</w:t>
             </w:r>
           </w:p>
         </w:tc>
@@ -7798,6 +9875,12 @@
           <w:rFonts w:ascii="Times New Roman" w:hAnsi="Times New Roman" w:cs="Times New Roman"/>
         </w:rPr>
         <w:t>Dataset summary</w:t>
+      </w:r>
+      <w:r>
+        <w:rPr>
+          <w:rFonts w:ascii="Times New Roman" w:hAnsi="Times New Roman" w:cs="Times New Roman"/>
+        </w:rPr>
+        <w:t>.</w:t>
       </w:r>
     </w:p>
     <w:tbl>
@@ -7884,6 +9967,7 @@
               <w:rPr>
                 <w:rFonts w:ascii="Times New Roman" w:hAnsi="Times New Roman" w:cs="Times New Roman"/>
               </w:rPr>
+              <w:lastRenderedPageBreak/>
               <w:t>Sheet</w:t>
             </w:r>
           </w:p>
@@ -8140,6 +10224,13 @@
           <w:iCs/>
         </w:rPr>
         <w:t>/rfe_20_features_tuned.ipynb</w:t>
+      </w:r>
+      <w:r>
+        <w:rPr>
+          <w:rStyle w:val="VerbatimChar"/>
+          <w:rFonts w:ascii="Times New Roman" w:hAnsi="Times New Roman" w:cs="Times New Roman"/>
+        </w:rPr>
+        <w:t>.</w:t>
       </w:r>
     </w:p>
     <w:tbl>
@@ -8591,6 +10682,13 @@
         <w:t>catboost_only.ipynb</w:t>
       </w:r>
       <w:proofErr w:type="spellEnd"/>
+      <w:r>
+        <w:rPr>
+          <w:rStyle w:val="VerbatimChar"/>
+          <w:rFonts w:ascii="Times New Roman" w:hAnsi="Times New Roman" w:cs="Times New Roman"/>
+        </w:rPr>
+        <w:t>.</w:t>
+      </w:r>
     </w:p>
     <w:tbl>
       <w:tblPr>
@@ -8807,6 +10905,56 @@
     </w:sectPr>
   </w:body>
 </w:document>
+</file>
+
+<file path=word/endnotes.xml><?xml version="1.0" encoding="utf-8"?>
+<w:endnotes xmlns:wpc="http://schemas.microsoft.com/office/word/2010/wordprocessingCanvas" xmlns:cx="http://schemas.microsoft.com/office/drawing/2014/chartex" xmlns:cx1="http://schemas.microsoft.com/office/drawing/2015/9/8/chartex" xmlns:cx2="http://schemas.microsoft.com/office/drawing/2015/10/21/chartex" xmlns:cx3="http://schemas.microsoft.com/office/drawing/2016/5/9/chartex" xmlns:cx4="http://schemas.microsoft.com/office/drawing/2016/5/10/chartex" xmlns:cx5="http://schemas.microsoft.com/office/drawing/2016/5/11/chartex" xmlns:cx6="http://schemas.microsoft.com/office/drawing/2016/5/12/chartex" xmlns:cx7="http://schemas.microsoft.com/office/drawing/2016/5/13/chartex" xmlns:cx8="http://schemas.microsoft.com/office/drawing/2016/5/14/chartex" xmlns:mc="http://schemas.openxmlformats.org/markup-compatibility/2006" xmlns:aink="http://schemas.microsoft.com/office/drawing/2016/ink" xmlns:am3d="http://schemas.microsoft.com/office/drawing/2017/model3d" xmlns:o="urn:schemas-microsoft-com:office:office" xmlns:oel="http://schemas.microsoft.com/office/2019/extlst" xmlns:r="http://schemas.openxmlformats.org/officeDocument/2006/relationships" xmlns:m="http://schemas.openxmlformats.org/officeDocument/2006/math" xmlns:v="urn:schemas-microsoft-com:vml" xmlns:wp14="http://schemas.microsoft.com/office/word/2010/wordprocessingDrawing" xmlns:wp="http://schemas.openxmlformats.org/drawingml/2006/wordprocessingDrawing" xmlns:w10="urn:schemas-microsoft-com:office:word" xmlns:w="http://schemas.openxmlformats.org/wordprocessingml/2006/main" xmlns:w14="http://schemas.microsoft.com/office/word/2010/wordml" xmlns:w15="http://schemas.microsoft.com/office/word/2012/wordml" xmlns:w16cex="http://schemas.microsoft.com/office/word/2018/wordml/cex" xmlns:w16cid="http://schemas.microsoft.com/office/word/2016/wordml/cid" xmlns:w16="http://schemas.microsoft.com/office/word/2018/wordml" xmlns:w16du="http://schemas.microsoft.com/office/word/2023/wordml/word16du" xmlns:w16sdtdh="http://schemas.microsoft.com/office/word/2020/wordml/sdtdatahash" xmlns:w16sdtfl="http://schemas.microsoft.com/office/word/2024/wordml/sdtformatlock" xmlns:w16se="http://schemas.microsoft.com/office/word/2015/wordml/symex" xmlns:wpg="http://schemas.microsoft.com/office/word/2010/wordprocessingGroup" xmlns:wpi="http://schemas.microsoft.com/office/word/2010/wordprocessingInk" xmlns:wne="http://schemas.microsoft.com/office/word/2006/wordml" xmlns:wps="http://schemas.microsoft.com/office/word/2010/wordprocessingShape" mc:Ignorable="w14 w15 w16se w16cid w16 w16cex w16sdtdh w16sdtfl w16du wp14">
+  <w:endnote w:type="separator" w:id="-1">
+    <w:p>
+      <w:pPr>
+        <w:spacing w:after="0"/>
+      </w:pPr>
+      <w:r>
+        <w:separator/>
+      </w:r>
+    </w:p>
+  </w:endnote>
+  <w:endnote w:type="continuationSeparator" w:id="0">
+    <w:p>
+      <w:pPr>
+        <w:spacing w:after="0"/>
+      </w:pPr>
+      <w:r>
+        <w:continuationSeparator/>
+      </w:r>
+    </w:p>
+  </w:endnote>
+</w:endnotes>
+</file>
+
+<file path=word/footnotes.xml><?xml version="1.0" encoding="utf-8"?>
+<w:footnotes xmlns:wpc="http://schemas.microsoft.com/office/word/2010/wordprocessingCanvas" xmlns:cx="http://schemas.microsoft.com/office/drawing/2014/chartex" xmlns:cx1="http://schemas.microsoft.com/office/drawing/2015/9/8/chartex" xmlns:cx2="http://schemas.microsoft.com/office/drawing/2015/10/21/chartex" xmlns:cx3="http://schemas.microsoft.com/office/drawing/2016/5/9/chartex" xmlns:cx4="http://schemas.microsoft.com/office/drawing/2016/5/10/chartex" xmlns:cx5="http://schemas.microsoft.com/office/drawing/2016/5/11/chartex" xmlns:cx6="http://schemas.microsoft.com/office/drawing/2016/5/12/chartex" xmlns:cx7="http://schemas.microsoft.com/office/drawing/2016/5/13/chartex" xmlns:cx8="http://schemas.microsoft.com/office/drawing/2016/5/14/chartex" xmlns:mc="http://schemas.openxmlformats.org/markup-compatibility/2006" xmlns:aink="http://schemas.microsoft.com/office/drawing/2016/ink" xmlns:am3d="http://schemas.microsoft.com/office/drawing/2017/model3d" xmlns:o="urn:schemas-microsoft-com:office:office" xmlns:oel="http://schemas.microsoft.com/office/2019/extlst" xmlns:r="http://schemas.openxmlformats.org/officeDocument/2006/relationships" xmlns:m="http://schemas.openxmlformats.org/officeDocument/2006/math" xmlns:v="urn:schemas-microsoft-com:vml" xmlns:wp14="http://schemas.microsoft.com/office/word/2010/wordprocessingDrawing" xmlns:wp="http://schemas.openxmlformats.org/drawingml/2006/wordprocessingDrawing" xmlns:w10="urn:schemas-microsoft-com:office:word" xmlns:w="http://schemas.openxmlformats.org/wordprocessingml/2006/main" xmlns:w14="http://schemas.microsoft.com/office/word/2010/wordml" xmlns:w15="http://schemas.microsoft.com/office/word/2012/wordml" xmlns:w16cex="http://schemas.microsoft.com/office/word/2018/wordml/cex" xmlns:w16cid="http://schemas.microsoft.com/office/word/2016/wordml/cid" xmlns:w16="http://schemas.microsoft.com/office/word/2018/wordml" xmlns:w16du="http://schemas.microsoft.com/office/word/2023/wordml/word16du" xmlns:w16sdtdh="http://schemas.microsoft.com/office/word/2020/wordml/sdtdatahash" xmlns:w16sdtfl="http://schemas.microsoft.com/office/word/2024/wordml/sdtformatlock" xmlns:w16se="http://schemas.microsoft.com/office/word/2015/wordml/symex" xmlns:wpg="http://schemas.microsoft.com/office/word/2010/wordprocessingGroup" xmlns:wpi="http://schemas.microsoft.com/office/word/2010/wordprocessingInk" xmlns:wne="http://schemas.microsoft.com/office/word/2006/wordml" xmlns:wps="http://schemas.microsoft.com/office/word/2010/wordprocessingShape" mc:Ignorable="w14 w15 w16se w16cid w16 w16cex w16sdtdh w16sdtfl w16du wp14">
+  <w:footnote w:type="separator" w:id="-1">
+    <w:p>
+      <w:pPr>
+        <w:spacing w:after="0"/>
+      </w:pPr>
+      <w:r>
+        <w:separator/>
+      </w:r>
+    </w:p>
+  </w:footnote>
+  <w:footnote w:type="continuationSeparator" w:id="0">
+    <w:p>
+      <w:pPr>
+        <w:spacing w:after="0"/>
+      </w:pPr>
+      <w:r>
+        <w:continuationSeparator/>
+      </w:r>
+    </w:p>
+  </w:footnote>
+</w:footnotes>
 </file>
 
 <file path=word/numbering.xml><?xml version="1.0" encoding="utf-8"?>
@@ -10226,6 +12374,44 @@
       </w:tblBorders>
     </w:tblPr>
   </w:style>
+  <w:style w:type="paragraph" w:styleId="Header">
+    <w:name w:val="header"/>
+    <w:basedOn w:val="Normal"/>
+    <w:link w:val="HeaderChar"/>
+    <w:rsid w:val="007A5AD6"/>
+    <w:pPr>
+      <w:tabs>
+        <w:tab w:val="center" w:pos="4513"/>
+        <w:tab w:val="right" w:pos="9026"/>
+      </w:tabs>
+      <w:spacing w:after="0"/>
+    </w:pPr>
+  </w:style>
+  <w:style w:type="character" w:customStyle="1" w:styleId="HeaderChar">
+    <w:name w:val="Header Char"/>
+    <w:basedOn w:val="DefaultParagraphFont"/>
+    <w:link w:val="Header"/>
+    <w:rsid w:val="007A5AD6"/>
+  </w:style>
+  <w:style w:type="paragraph" w:styleId="Footer">
+    <w:name w:val="footer"/>
+    <w:basedOn w:val="Normal"/>
+    <w:link w:val="FooterChar"/>
+    <w:rsid w:val="007A5AD6"/>
+    <w:pPr>
+      <w:tabs>
+        <w:tab w:val="center" w:pos="4513"/>
+        <w:tab w:val="right" w:pos="9026"/>
+      </w:tabs>
+      <w:spacing w:after="0"/>
+    </w:pPr>
+  </w:style>
+  <w:style w:type="character" w:customStyle="1" w:styleId="FooterChar">
+    <w:name w:val="Footer Char"/>
+    <w:basedOn w:val="DefaultParagraphFont"/>
+    <w:link w:val="Footer"/>
+    <w:rsid w:val="007A5AD6"/>
+  </w:style>
 </w:styles>
 </file>
 
